--- a/brand_templates/PECH_CERTIFICATE_TEMPLATE.docx
+++ b/brand_templates/PECH_CERTIFICATE_TEMPLATE.docx
@@ -2,21 +2,108 @@
 <file path=word/document.xml><?xml version="1.0" encoding="utf-8"?>
 <w:document xmlns:w="http://schemas.openxmlformats.org/wordprocessingml/2006/main" xmlns:m="http://schemas.openxmlformats.org/officeDocument/2006/math" xmlns:r="http://schemas.openxmlformats.org/officeDocument/2006/relationships" xmlns:o="urn:schemas-microsoft-com:office:office" xmlns:v="urn:schemas-microsoft-com:vml" xmlns:w10="urn:schemas-microsoft-com:office:word" xmlns:a="http://schemas.openxmlformats.org/drawingml/2006/main" xmlns:pic="http://schemas.openxmlformats.org/drawingml/2006/picture" xmlns:wp="http://schemas.openxmlformats.org/drawingml/2006/wordprocessingDrawing">
   <w:body>
+    <w:p>
+      <w:pPr>
+        <w:pBdr>
+          <w:top w:val="single" w:sz="12" w:space="1" w:color="00BFFF"/>
+          <w:bottom w:val="single" w:sz="36" w:space="0" w:color="F5A623"/>
+        </w:pBdr>
+        <w:spacing w:before="0" w:after="240"/>
+      </w:pPr>
+    </w:p>
+    <w:p>
+      <w:pPr>
+        <w:pBdr>
+          <w:bottom w:val="single" w:sz="6" w:space="1" w:color="00BFFF"/>
+        </w:pBdr>
+        <w:spacing w:before="0" w:after="120"/>
+      </w:pPr>
+    </w:p>
+    <w:p>
+      <w:pPr>
+        <w:jc w:val="center"/>
+        <w:spacing w:before="0" w:after="60"/>
+      </w:pPr>
+      <w:r>
+        <w:rPr>
+          <w:i/>
+          <w:color w:val="E08A00"/>
+          <w:sz w:val="18"/>
+          <w:szCs w:val="18"/>
+        </w:rPr>
+        <w:t>Technology &amp; Infrastructure Enablers for Africa</w:t>
+      </w:r>
+    </w:p>
+    <w:p>
+      <w:pPr>
+        <w:jc w:val="center"/>
+        <w:spacing w:before="200" w:after="40"/>
+      </w:pPr>
+      <w:r>
+        <w:rPr>
+          <w:b/>
+          <w:color w:val="0099CC"/>
+          <w:sz w:val="28"/>
+          <w:szCs w:val="28"/>
+        </w:rPr>
+        <w:t>PECH GROUP HOLDINGS LTD</w:t>
+      </w:r>
+    </w:p>
+    <w:p>
+      <w:pPr>
+        <w:pBdr>
+          <w:top w:val="single" w:sz="36" w:space="0" w:color="F5A623"/>
+          <w:bottom w:val="single" w:sz="12" w:space="1" w:color="00BFFF"/>
+        </w:pBdr>
+        <w:spacing w:after="0"/>
+      </w:pPr>
+    </w:p>
     <w:bookmarkStart w:id="28" w:name="Xf2855b3063ba664f8bbd48658c59a65dcc0e283"/>
     <w:p>
       <w:pPr>
         <w:pStyle w:val="Heading1"/>
+        <w:rPr>
+          <w:color w:val="0099CC"/>
+        </w:rPr>
+        <w:pBdr>
+          <w:bottom w:val="single" w:sz="18" w:space="2" w:color="F5A623"/>
+        </w:pBdr>
       </w:pPr>
       <w:r>
+        <w:rPr>
+          <w:b/>
+          <w:color w:val="0099CC"/>
+          <w:sz w:val="44"/>
+        </w:rPr>
         <w:t xml:space="preserve">PECH GROUP HOLDINGS LTD — CERTIFICATE TEMPLATE</w:t>
       </w:r>
     </w:p>
     <w:bookmarkStart w:id="27" w:name="design-specifications"/>
     <w:p>
       <w:pPr>
+        <w:pBdr>
+          <w:top w:val="single" w:sz="18" w:space="1" w:color="F5A623"/>
+          <w:bottom w:val="single" w:sz="6" w:space="1" w:color="0099CC"/>
+        </w:pBdr>
+        <w:spacing w:before="200" w:after="200"/>
+      </w:pPr>
+    </w:p>
+    <w:p>
+      <w:pPr>
         <w:pStyle w:val="Heading2"/>
+        <w:rPr>
+          <w:color w:val="0099CC"/>
+        </w:rPr>
+        <w:pBdr>
+          <w:bottom w:val="single" w:sz="6" w:space="2" w:color="00BFFF"/>
+        </w:pBdr>
       </w:pPr>
       <w:r>
+        <w:rPr>
+          <w:b/>
+          <w:color w:val="0099CC"/>
+          <w:sz w:val="32"/>
+        </w:rPr>
         <w:t xml:space="preserve">Design Specifications</w:t>
       </w:r>
     </w:p>
@@ -31,477 +118,691 @@
     <w:p>
       <w:pPr>
         <w:pStyle w:val="Heading3"/>
+        <w:rPr>
+          <w:color w:val="E08A00"/>
+        </w:rPr>
       </w:pPr>
       <w:r>
+        <w:rPr>
+          <w:b/>
+          <w:color w:val="E08A00"/>
+          <w:sz w:val="26"/>
+        </w:rPr>
         <w:t xml:space="preserve">Certificate Layout</w:t>
       </w:r>
     </w:p>
     <w:p>
       <w:pPr>
         <w:pStyle w:val="SourceCode"/>
+        <w:shd w:fill="1B2838" w:val="clear"/>
       </w:pPr>
       <w:r>
         <w:rPr>
           <w:rStyle w:val="VerbatimChar"/>
+          <w:color w:val="00BFFF"/>
         </w:rPr>
         <w:t xml:space="preserve">┌═══════════════════════════════════════════════════════════════════┐</w:t>
       </w:r>
       <w:r>
-        <w:br/>
-      </w:r>
-      <w:r>
-        <w:rPr>
-          <w:rStyle w:val="VerbatimChar"/>
+        <w:rPr>
+          <w:color w:val="00BFFF"/>
+        </w:rPr>
+        <w:br/>
+      </w:r>
+      <w:r>
+        <w:rPr>
+          <w:rStyle w:val="VerbatimChar"/>
+          <w:color w:val="00BFFF"/>
         </w:rPr>
         <w:t xml:space="preserve">║  ┌───────────────────────────────────────────────────────────┐   ║</w:t>
       </w:r>
       <w:r>
-        <w:br/>
-      </w:r>
-      <w:r>
-        <w:rPr>
-          <w:rStyle w:val="VerbatimChar"/>
+        <w:rPr>
+          <w:color w:val="00BFFF"/>
+        </w:rPr>
+        <w:br/>
+      </w:r>
+      <w:r>
+        <w:rPr>
+          <w:rStyle w:val="VerbatimChar"/>
+          <w:color w:val="00BFFF"/>
         </w:rPr>
         <w:t xml:space="preserve">║  │                                                           │   ║  ← Decorative border</w:t>
       </w:r>
       <w:r>
-        <w:br/>
-      </w:r>
-      <w:r>
-        <w:rPr>
-          <w:rStyle w:val="VerbatimChar"/>
+        <w:rPr>
+          <w:color w:val="00BFFF"/>
+        </w:rPr>
+        <w:br/>
+      </w:r>
+      <w:r>
+        <w:rPr>
+          <w:rStyle w:val="VerbatimChar"/>
+          <w:color w:val="00BFFF"/>
         </w:rPr>
         <w:t xml:space="preserve">║  │                    [PECH LOGO]                            │   ║     Outer: Orange (#F5A623) 3px</w:t>
       </w:r>
       <w:r>
-        <w:br/>
-      </w:r>
-      <w:r>
-        <w:rPr>
-          <w:rStyle w:val="VerbatimChar"/>
+        <w:rPr>
+          <w:color w:val="00BFFF"/>
+        </w:rPr>
+        <w:br/>
+      </w:r>
+      <w:r>
+        <w:rPr>
+          <w:rStyle w:val="VerbatimChar"/>
+          <w:color w:val="00BFFF"/>
         </w:rPr>
         <w:t xml:space="preserve">║  │                    (Hexagonal, 80px)                      │   ║     Inner: Sky Blue (#00BFFF) 2px</w:t>
       </w:r>
       <w:r>
-        <w:br/>
-      </w:r>
-      <w:r>
-        <w:rPr>
-          <w:rStyle w:val="VerbatimChar"/>
+        <w:rPr>
+          <w:color w:val="00BFFF"/>
+        </w:rPr>
+        <w:br/>
+      </w:r>
+      <w:r>
+        <w:rPr>
+          <w:rStyle w:val="VerbatimChar"/>
+          <w:color w:val="00BFFF"/>
         </w:rPr>
         <w:t xml:space="preserve">║  │                                                           │   ║     Gap: 5px</w:t>
       </w:r>
       <w:r>
-        <w:br/>
-      </w:r>
-      <w:r>
-        <w:rPr>
-          <w:rStyle w:val="VerbatimChar"/>
+        <w:rPr>
+          <w:color w:val="00BFFF"/>
+        </w:rPr>
+        <w:br/>
+      </w:r>
+      <w:r>
+        <w:rPr>
+          <w:rStyle w:val="VerbatimChar"/>
+          <w:color w:val="00BFFF"/>
         </w:rPr>
         <w:t xml:space="preserve">║  │            PECH GROUP HOLDINGS LTD                       │   ║</w:t>
       </w:r>
       <w:r>
-        <w:br/>
-      </w:r>
-      <w:r>
-        <w:rPr>
-          <w:rStyle w:val="VerbatimChar"/>
+        <w:rPr>
+          <w:color w:val="00BFFF"/>
+        </w:rPr>
+        <w:br/>
+      </w:r>
+      <w:r>
+        <w:rPr>
+          <w:rStyle w:val="VerbatimChar"/>
+          <w:color w:val="00BFFF"/>
         </w:rPr>
         <w:t xml:space="preserve">║  │            (Montserrat, 12pt, Dark Blue)                 │   ║</w:t>
       </w:r>
       <w:r>
-        <w:br/>
-      </w:r>
-      <w:r>
-        <w:rPr>
-          <w:rStyle w:val="VerbatimChar"/>
+        <w:rPr>
+          <w:color w:val="00BFFF"/>
+        </w:rPr>
+        <w:br/>
+      </w:r>
+      <w:r>
+        <w:rPr>
+          <w:rStyle w:val="VerbatimChar"/>
+          <w:color w:val="00BFFF"/>
         </w:rPr>
         <w:t xml:space="preserve">║  │                                                           │   ║</w:t>
       </w:r>
       <w:r>
-        <w:br/>
-      </w:r>
-      <w:r>
-        <w:rPr>
-          <w:rStyle w:val="VerbatimChar"/>
+        <w:rPr>
+          <w:color w:val="00BFFF"/>
+        </w:rPr>
+        <w:br/>
+      </w:r>
+      <w:r>
+        <w:rPr>
+          <w:rStyle w:val="VerbatimChar"/>
+          <w:color w:val="00BFFF"/>
         </w:rPr>
         <w:t xml:space="preserve">║  │  ══════════════════════════════════════════════════════   │   ║</w:t>
       </w:r>
       <w:r>
-        <w:br/>
-      </w:r>
-      <w:r>
-        <w:rPr>
-          <w:rStyle w:val="VerbatimChar"/>
+        <w:rPr>
+          <w:color w:val="00BFFF"/>
+        </w:rPr>
+        <w:br/>
+      </w:r>
+      <w:r>
+        <w:rPr>
+          <w:rStyle w:val="VerbatimChar"/>
+          <w:color w:val="00BFFF"/>
         </w:rPr>
         <w:t xml:space="preserve">║  │  Gradient line: Sky Blue → Orange (2px)                  │   ║</w:t>
       </w:r>
       <w:r>
-        <w:br/>
-      </w:r>
-      <w:r>
-        <w:rPr>
-          <w:rStyle w:val="VerbatimChar"/>
+        <w:rPr>
+          <w:color w:val="00BFFF"/>
+        </w:rPr>
+        <w:br/>
+      </w:r>
+      <w:r>
+        <w:rPr>
+          <w:rStyle w:val="VerbatimChar"/>
+          <w:color w:val="00BFFF"/>
         </w:rPr>
         <w:t xml:space="preserve">║  │                                                           │   ║</w:t>
       </w:r>
       <w:r>
-        <w:br/>
-      </w:r>
-      <w:r>
-        <w:rPr>
-          <w:rStyle w:val="VerbatimChar"/>
+        <w:rPr>
+          <w:color w:val="00BFFF"/>
+        </w:rPr>
+        <w:br/>
+      </w:r>
+      <w:r>
+        <w:rPr>
+          <w:rStyle w:val="VerbatimChar"/>
+          <w:color w:val="00BFFF"/>
         </w:rPr>
         <w:t xml:space="preserve">║  │                  CERTIFICATE                             │   ║</w:t>
       </w:r>
       <w:r>
-        <w:br/>
-      </w:r>
-      <w:r>
-        <w:rPr>
-          <w:rStyle w:val="VerbatimChar"/>
+        <w:rPr>
+          <w:color w:val="00BFFF"/>
+        </w:rPr>
+        <w:br/>
+      </w:r>
+      <w:r>
+        <w:rPr>
+          <w:rStyle w:val="VerbatimChar"/>
+          <w:color w:val="00BFFF"/>
         </w:rPr>
         <w:t xml:space="preserve">║  │                     OF                                   │   ║</w:t>
       </w:r>
       <w:r>
-        <w:br/>
-      </w:r>
-      <w:r>
-        <w:rPr>
-          <w:rStyle w:val="VerbatimChar"/>
+        <w:rPr>
+          <w:color w:val="00BFFF"/>
+        </w:rPr>
+        <w:br/>
+      </w:r>
+      <w:r>
+        <w:rPr>
+          <w:rStyle w:val="VerbatimChar"/>
+          <w:color w:val="00BFFF"/>
         </w:rPr>
         <w:t xml:space="preserve">║  │              [COMPLETION / ACHIEVEMENT /                 │   ║</w:t>
       </w:r>
       <w:r>
-        <w:br/>
-      </w:r>
-      <w:r>
-        <w:rPr>
-          <w:rStyle w:val="VerbatimChar"/>
+        <w:rPr>
+          <w:color w:val="00BFFF"/>
+        </w:rPr>
+        <w:br/>
+      </w:r>
+      <w:r>
+        <w:rPr>
+          <w:rStyle w:val="VerbatimChar"/>
+          <w:color w:val="00BFFF"/>
         </w:rPr>
         <w:t xml:space="preserve">║  │               APPRECIATION / EXCELLENCE]                 │   ║</w:t>
       </w:r>
       <w:r>
-        <w:br/>
-      </w:r>
-      <w:r>
-        <w:rPr>
-          <w:rStyle w:val="VerbatimChar"/>
+        <w:rPr>
+          <w:color w:val="00BFFF"/>
+        </w:rPr>
+        <w:br/>
+      </w:r>
+      <w:r>
+        <w:rPr>
+          <w:rStyle w:val="VerbatimChar"/>
+          <w:color w:val="00BFFF"/>
         </w:rPr>
         <w:t xml:space="preserve">║  │  (Montserrat Bold, 28pt, Sky Blue #00BFFF)              │   ║</w:t>
       </w:r>
       <w:r>
-        <w:br/>
-      </w:r>
-      <w:r>
-        <w:rPr>
-          <w:rStyle w:val="VerbatimChar"/>
+        <w:rPr>
+          <w:color w:val="00BFFF"/>
+        </w:rPr>
+        <w:br/>
+      </w:r>
+      <w:r>
+        <w:rPr>
+          <w:rStyle w:val="VerbatimChar"/>
+          <w:color w:val="00BFFF"/>
         </w:rPr>
         <w:t xml:space="preserve">║  │                                                           │   ║</w:t>
       </w:r>
       <w:r>
-        <w:br/>
-      </w:r>
-      <w:r>
-        <w:rPr>
-          <w:rStyle w:val="VerbatimChar"/>
+        <w:rPr>
+          <w:color w:val="00BFFF"/>
+        </w:rPr>
+        <w:br/>
+      </w:r>
+      <w:r>
+        <w:rPr>
+          <w:rStyle w:val="VerbatimChar"/>
+          <w:color w:val="00BFFF"/>
         </w:rPr>
         <w:t xml:space="preserve">║  │           This is to certify that                        │   ║</w:t>
       </w:r>
       <w:r>
-        <w:br/>
-      </w:r>
-      <w:r>
-        <w:rPr>
-          <w:rStyle w:val="VerbatimChar"/>
+        <w:rPr>
+          <w:color w:val="00BFFF"/>
+        </w:rPr>
+        <w:br/>
+      </w:r>
+      <w:r>
+        <w:rPr>
+          <w:rStyle w:val="VerbatimChar"/>
+          <w:color w:val="00BFFF"/>
         </w:rPr>
         <w:t xml:space="preserve">║  │           (Open Sans, 14pt, #666666)                     │   ║</w:t>
       </w:r>
       <w:r>
-        <w:br/>
-      </w:r>
-      <w:r>
-        <w:rPr>
-          <w:rStyle w:val="VerbatimChar"/>
+        <w:rPr>
+          <w:color w:val="00BFFF"/>
+        </w:rPr>
+        <w:br/>
+      </w:r>
+      <w:r>
+        <w:rPr>
+          <w:rStyle w:val="VerbatimChar"/>
+          <w:color w:val="00BFFF"/>
         </w:rPr>
         <w:t xml:space="preserve">║  │                                                           │   ║</w:t>
       </w:r>
       <w:r>
-        <w:br/>
-      </w:r>
-      <w:r>
-        <w:rPr>
-          <w:rStyle w:val="VerbatimChar"/>
+        <w:rPr>
+          <w:color w:val="00BFFF"/>
+        </w:rPr>
+        <w:br/>
+      </w:r>
+      <w:r>
+        <w:rPr>
+          <w:rStyle w:val="VerbatimChar"/>
+          <w:color w:val="00BFFF"/>
         </w:rPr>
         <w:t xml:space="preserve">║  │         ══════════════════════════════                    │   ║</w:t>
       </w:r>
       <w:r>
-        <w:br/>
-      </w:r>
-      <w:r>
-        <w:rPr>
-          <w:rStyle w:val="VerbatimChar"/>
+        <w:rPr>
+          <w:color w:val="00BFFF"/>
+        </w:rPr>
+        <w:br/>
+      </w:r>
+      <w:r>
+        <w:rPr>
+          <w:rStyle w:val="VerbatimChar"/>
+          <w:color w:val="00BFFF"/>
         </w:rPr>
         <w:t xml:space="preserve">║  │          RECIPIENT FULL NAME                             │   ║</w:t>
       </w:r>
       <w:r>
-        <w:br/>
-      </w:r>
-      <w:r>
-        <w:rPr>
-          <w:rStyle w:val="VerbatimChar"/>
+        <w:rPr>
+          <w:color w:val="00BFFF"/>
+        </w:rPr>
+        <w:br/>
+      </w:r>
+      <w:r>
+        <w:rPr>
+          <w:rStyle w:val="VerbatimChar"/>
+          <w:color w:val="00BFFF"/>
         </w:rPr>
         <w:t xml:space="preserve">║  │         ══════════════════════════════                    │   ║</w:t>
       </w:r>
       <w:r>
-        <w:br/>
-      </w:r>
-      <w:r>
-        <w:rPr>
-          <w:rStyle w:val="VerbatimChar"/>
+        <w:rPr>
+          <w:color w:val="00BFFF"/>
+        </w:rPr>
+        <w:br/>
+      </w:r>
+      <w:r>
+        <w:rPr>
+          <w:rStyle w:val="VerbatimChar"/>
+          <w:color w:val="00BFFF"/>
         </w:rPr>
         <w:t xml:space="preserve">║  │  (Montserrat Bold, 32pt, Orange #F5A623)                │   ║</w:t>
       </w:r>
       <w:r>
-        <w:br/>
-      </w:r>
-      <w:r>
-        <w:rPr>
-          <w:rStyle w:val="VerbatimChar"/>
+        <w:rPr>
+          <w:color w:val="00BFFF"/>
+        </w:rPr>
+        <w:br/>
+      </w:r>
+      <w:r>
+        <w:rPr>
+          <w:rStyle w:val="VerbatimChar"/>
+          <w:color w:val="00BFFF"/>
         </w:rPr>
         <w:t xml:space="preserve">║  │                                                           │   ║</w:t>
       </w:r>
       <w:r>
-        <w:br/>
-      </w:r>
-      <w:r>
-        <w:rPr>
-          <w:rStyle w:val="VerbatimChar"/>
+        <w:rPr>
+          <w:color w:val="00BFFF"/>
+        </w:rPr>
+        <w:br/>
+      </w:r>
+      <w:r>
+        <w:rPr>
+          <w:rStyle w:val="VerbatimChar"/>
+          <w:color w:val="00BFFF"/>
         </w:rPr>
         <w:t xml:space="preserve">║  │    has successfully [completed / demonstrated /          │   ║</w:t>
       </w:r>
       <w:r>
-        <w:br/>
-      </w:r>
-      <w:r>
-        <w:rPr>
-          <w:rStyle w:val="VerbatimChar"/>
+        <w:rPr>
+          <w:color w:val="00BFFF"/>
+        </w:rPr>
+        <w:br/>
+      </w:r>
+      <w:r>
+        <w:rPr>
+          <w:rStyle w:val="VerbatimChar"/>
+          <w:color w:val="00BFFF"/>
         </w:rPr>
         <w:t xml:space="preserve">║  │    achieved / contributed to]:                           │   ║</w:t>
       </w:r>
       <w:r>
-        <w:br/>
-      </w:r>
-      <w:r>
-        <w:rPr>
-          <w:rStyle w:val="VerbatimChar"/>
+        <w:rPr>
+          <w:color w:val="00BFFF"/>
+        </w:rPr>
+        <w:br/>
+      </w:r>
+      <w:r>
+        <w:rPr>
+          <w:rStyle w:val="VerbatimChar"/>
+          <w:color w:val="00BFFF"/>
         </w:rPr>
         <w:t xml:space="preserve">║  │    (Open Sans, 14pt, #333333)                            │   ║</w:t>
       </w:r>
       <w:r>
-        <w:br/>
-      </w:r>
-      <w:r>
-        <w:rPr>
-          <w:rStyle w:val="VerbatimChar"/>
+        <w:rPr>
+          <w:color w:val="00BFFF"/>
+        </w:rPr>
+        <w:br/>
+      </w:r>
+      <w:r>
+        <w:rPr>
+          <w:rStyle w:val="VerbatimChar"/>
+          <w:color w:val="00BFFF"/>
         </w:rPr>
         <w:t xml:space="preserve">║  │                                                           │   ║</w:t>
       </w:r>
       <w:r>
-        <w:br/>
-      </w:r>
-      <w:r>
-        <w:rPr>
-          <w:rStyle w:val="VerbatimChar"/>
+        <w:rPr>
+          <w:color w:val="00BFFF"/>
+        </w:rPr>
+        <w:br/>
+      </w:r>
+      <w:r>
+        <w:rPr>
+          <w:rStyle w:val="VerbatimChar"/>
+          <w:color w:val="00BFFF"/>
         </w:rPr>
         <w:t xml:space="preserve">║  │    [Description of achievement, program, or event]      │   ║</w:t>
       </w:r>
       <w:r>
-        <w:br/>
-      </w:r>
-      <w:r>
-        <w:rPr>
-          <w:rStyle w:val="VerbatimChar"/>
+        <w:rPr>
+          <w:color w:val="00BFFF"/>
+        </w:rPr>
+        <w:br/>
+      </w:r>
+      <w:r>
+        <w:rPr>
+          <w:rStyle w:val="VerbatimChar"/>
+          <w:color w:val="00BFFF"/>
         </w:rPr>
         <w:t xml:space="preserve">║  │    (Open Sans Italic, 16pt, Dark Blue #0099CC)          │   ║</w:t>
       </w:r>
       <w:r>
-        <w:br/>
-      </w:r>
-      <w:r>
-        <w:rPr>
-          <w:rStyle w:val="VerbatimChar"/>
+        <w:rPr>
+          <w:color w:val="00BFFF"/>
+        </w:rPr>
+        <w:br/>
+      </w:r>
+      <w:r>
+        <w:rPr>
+          <w:rStyle w:val="VerbatimChar"/>
+          <w:color w:val="00BFFF"/>
         </w:rPr>
         <w:t xml:space="preserve">║  │                                                           │   ║</w:t>
       </w:r>
       <w:r>
-        <w:br/>
-      </w:r>
-      <w:r>
-        <w:rPr>
-          <w:rStyle w:val="VerbatimChar"/>
+        <w:rPr>
+          <w:color w:val="00BFFF"/>
+        </w:rPr>
+        <w:br/>
+      </w:r>
+      <w:r>
+        <w:rPr>
+          <w:rStyle w:val="VerbatimChar"/>
+          <w:color w:val="00BFFF"/>
         </w:rPr>
         <w:t xml:space="preserve">║  │    held on [Date/Period] at [Location]                   │   ║</w:t>
       </w:r>
       <w:r>
-        <w:br/>
-      </w:r>
-      <w:r>
-        <w:rPr>
-          <w:rStyle w:val="VerbatimChar"/>
+        <w:rPr>
+          <w:color w:val="00BFFF"/>
+        </w:rPr>
+        <w:br/>
+      </w:r>
+      <w:r>
+        <w:rPr>
+          <w:rStyle w:val="VerbatimChar"/>
+          <w:color w:val="00BFFF"/>
         </w:rPr>
         <w:t xml:space="preserve">║  │    (Open Sans, 12pt, #666666)                            │   ║</w:t>
       </w:r>
       <w:r>
-        <w:br/>
-      </w:r>
-      <w:r>
-        <w:rPr>
-          <w:rStyle w:val="VerbatimChar"/>
+        <w:rPr>
+          <w:color w:val="00BFFF"/>
+        </w:rPr>
+        <w:br/>
+      </w:r>
+      <w:r>
+        <w:rPr>
+          <w:rStyle w:val="VerbatimChar"/>
+          <w:color w:val="00BFFF"/>
         </w:rPr>
         <w:t xml:space="preserve">║  │                                                           │   ║</w:t>
       </w:r>
       <w:r>
-        <w:br/>
-      </w:r>
-      <w:r>
-        <w:rPr>
-          <w:rStyle w:val="VerbatimChar"/>
+        <w:rPr>
+          <w:color w:val="00BFFF"/>
+        </w:rPr>
+        <w:br/>
+      </w:r>
+      <w:r>
+        <w:rPr>
+          <w:rStyle w:val="VerbatimChar"/>
+          <w:color w:val="00BFFF"/>
         </w:rPr>
         <w:t xml:space="preserve">║  │                                                           │   ║</w:t>
       </w:r>
       <w:r>
-        <w:br/>
-      </w:r>
-      <w:r>
-        <w:rPr>
-          <w:rStyle w:val="VerbatimChar"/>
+        <w:rPr>
+          <w:color w:val="00BFFF"/>
+        </w:rPr>
+        <w:br/>
+      </w:r>
+      <w:r>
+        <w:rPr>
+          <w:rStyle w:val="VerbatimChar"/>
+          <w:color w:val="00BFFF"/>
         </w:rPr>
         <w:t xml:space="preserve">║  │    ________________          ________________            │   ║</w:t>
       </w:r>
       <w:r>
-        <w:br/>
-      </w:r>
-      <w:r>
-        <w:rPr>
-          <w:rStyle w:val="VerbatimChar"/>
+        <w:rPr>
+          <w:color w:val="00BFFF"/>
+        </w:rPr>
+        <w:br/>
+      </w:r>
+      <w:r>
+        <w:rPr>
+          <w:rStyle w:val="VerbatimChar"/>
+          <w:color w:val="00BFFF"/>
         </w:rPr>
         <w:t xml:space="preserve">║  │    [CEO Name]                [Program Director]          │   ║</w:t>
       </w:r>
       <w:r>
-        <w:br/>
-      </w:r>
-      <w:r>
-        <w:rPr>
-          <w:rStyle w:val="VerbatimChar"/>
+        <w:rPr>
+          <w:color w:val="00BFFF"/>
+        </w:rPr>
+        <w:br/>
+      </w:r>
+      <w:r>
+        <w:rPr>
+          <w:rStyle w:val="VerbatimChar"/>
+          <w:color w:val="00BFFF"/>
         </w:rPr>
         <w:t xml:space="preserve">║  │    Chief Executive Officer   Program Director            │   ║</w:t>
       </w:r>
       <w:r>
-        <w:br/>
-      </w:r>
-      <w:r>
-        <w:rPr>
-          <w:rStyle w:val="VerbatimChar"/>
+        <w:rPr>
+          <w:color w:val="00BFFF"/>
+        </w:rPr>
+        <w:br/>
+      </w:r>
+      <w:r>
+        <w:rPr>
+          <w:rStyle w:val="VerbatimChar"/>
+          <w:color w:val="00BFFF"/>
         </w:rPr>
         <w:t xml:space="preserve">║  │    PECH Group Holdings Ltd   [Department]                │   ║</w:t>
       </w:r>
       <w:r>
-        <w:br/>
-      </w:r>
-      <w:r>
-        <w:rPr>
-          <w:rStyle w:val="VerbatimChar"/>
+        <w:rPr>
+          <w:color w:val="00BFFF"/>
+        </w:rPr>
+        <w:br/>
+      </w:r>
+      <w:r>
+        <w:rPr>
+          <w:rStyle w:val="VerbatimChar"/>
+          <w:color w:val="00BFFF"/>
         </w:rPr>
         <w:t xml:space="preserve">║  │                                                           │   ║</w:t>
       </w:r>
       <w:r>
-        <w:br/>
-      </w:r>
-      <w:r>
-        <w:rPr>
-          <w:rStyle w:val="VerbatimChar"/>
+        <w:rPr>
+          <w:color w:val="00BFFF"/>
+        </w:rPr>
+        <w:br/>
+      </w:r>
+      <w:r>
+        <w:rPr>
+          <w:rStyle w:val="VerbatimChar"/>
+          <w:color w:val="00BFFF"/>
         </w:rPr>
         <w:t xml:space="preserve">║  │            [COMPANY SEAL]        [QR CODE]               │   ║</w:t>
       </w:r>
       <w:r>
-        <w:br/>
-      </w:r>
-      <w:r>
-        <w:rPr>
-          <w:rStyle w:val="VerbatimChar"/>
+        <w:rPr>
+          <w:color w:val="00BFFF"/>
+        </w:rPr>
+        <w:br/>
+      </w:r>
+      <w:r>
+        <w:rPr>
+          <w:rStyle w:val="VerbatimChar"/>
+          <w:color w:val="00BFFF"/>
         </w:rPr>
         <w:t xml:space="preserve">║  │            (placeholder)         (15mm, verification)    │   ║</w:t>
       </w:r>
       <w:r>
-        <w:br/>
-      </w:r>
-      <w:r>
-        <w:rPr>
-          <w:rStyle w:val="VerbatimChar"/>
+        <w:rPr>
+          <w:color w:val="00BFFF"/>
+        </w:rPr>
+        <w:br/>
+      </w:r>
+      <w:r>
+        <w:rPr>
+          <w:rStyle w:val="VerbatimChar"/>
+          <w:color w:val="00BFFF"/>
         </w:rPr>
         <w:t xml:space="preserve">║  │                                                           │   ║</w:t>
       </w:r>
       <w:r>
-        <w:br/>
-      </w:r>
-      <w:r>
-        <w:rPr>
-          <w:rStyle w:val="VerbatimChar"/>
+        <w:rPr>
+          <w:color w:val="00BFFF"/>
+        </w:rPr>
+        <w:br/>
+      </w:r>
+      <w:r>
+        <w:rPr>
+          <w:rStyle w:val="VerbatimChar"/>
+          <w:color w:val="00BFFF"/>
         </w:rPr>
         <w:t xml:space="preserve">║  │  ──────────────────────────────────────────────────────  │   ║</w:t>
       </w:r>
       <w:r>
-        <w:br/>
-      </w:r>
-      <w:r>
-        <w:rPr>
-          <w:rStyle w:val="VerbatimChar"/>
+        <w:rPr>
+          <w:color w:val="00BFFF"/>
+        </w:rPr>
+        <w:br/>
+      </w:r>
+      <w:r>
+        <w:rPr>
+          <w:rStyle w:val="VerbatimChar"/>
+          <w:color w:val="00BFFF"/>
         </w:rPr>
         <w:t xml:space="preserve">║  │  Certificate No: PECH-CERT-[YYYY]-[NNNN]                │   ║</w:t>
       </w:r>
       <w:r>
-        <w:br/>
-      </w:r>
-      <w:r>
-        <w:rPr>
-          <w:rStyle w:val="VerbatimChar"/>
+        <w:rPr>
+          <w:color w:val="00BFFF"/>
+        </w:rPr>
+        <w:br/>
+      </w:r>
+      <w:r>
+        <w:rPr>
+          <w:rStyle w:val="VerbatimChar"/>
+          <w:color w:val="00BFFF"/>
         </w:rPr>
         <w:t xml:space="preserve">║  │  Date of Issue: [DD Month YYYY]                          │   ║</w:t>
       </w:r>
       <w:r>
-        <w:br/>
-      </w:r>
-      <w:r>
-        <w:rPr>
-          <w:rStyle w:val="VerbatimChar"/>
+        <w:rPr>
+          <w:color w:val="00BFFF"/>
+        </w:rPr>
+        <w:br/>
+      </w:r>
+      <w:r>
+        <w:rPr>
+          <w:rStyle w:val="VerbatimChar"/>
+          <w:color w:val="00BFFF"/>
         </w:rPr>
         <w:t xml:space="preserve">║  │  (Open Sans, 9pt, #999999)                               │   ║</w:t>
       </w:r>
       <w:r>
-        <w:br/>
-      </w:r>
-      <w:r>
-        <w:rPr>
-          <w:rStyle w:val="VerbatimChar"/>
+        <w:rPr>
+          <w:color w:val="00BFFF"/>
+        </w:rPr>
+        <w:br/>
+      </w:r>
+      <w:r>
+        <w:rPr>
+          <w:rStyle w:val="VerbatimChar"/>
+          <w:color w:val="00BFFF"/>
         </w:rPr>
         <w:t xml:space="preserve">║  │                                                           │   ║</w:t>
       </w:r>
       <w:r>
-        <w:br/>
-      </w:r>
-      <w:r>
-        <w:rPr>
-          <w:rStyle w:val="VerbatimChar"/>
+        <w:rPr>
+          <w:color w:val="00BFFF"/>
+        </w:rPr>
+        <w:br/>
+      </w:r>
+      <w:r>
+        <w:rPr>
+          <w:rStyle w:val="VerbatimChar"/>
+          <w:color w:val="00BFFF"/>
         </w:rPr>
         <w:t xml:space="preserve">║  └───────────────────────────────────────────────────────────┘   ║</w:t>
       </w:r>
       <w:r>
-        <w:br/>
-      </w:r>
-      <w:r>
-        <w:rPr>
-          <w:rStyle w:val="VerbatimChar"/>
+        <w:rPr>
+          <w:color w:val="00BFFF"/>
+        </w:rPr>
+        <w:br/>
+      </w:r>
+      <w:r>
+        <w:rPr>
+          <w:rStyle w:val="VerbatimChar"/>
+          <w:color w:val="00BFFF"/>
         </w:rPr>
         <w:t xml:space="preserve">╚═══════════════════════════════════════════════════════════════════╝</w:t>
       </w:r>
@@ -518,8 +819,16 @@
     <w:p>
       <w:pPr>
         <w:pStyle w:val="Heading3"/>
+        <w:rPr>
+          <w:color w:val="E08A00"/>
+        </w:rPr>
       </w:pPr>
       <w:r>
+        <w:rPr>
+          <w:b/>
+          <w:color w:val="E08A00"/>
+          <w:sz w:val="26"/>
+        </w:rPr>
         <w:t xml:space="preserve">Color Specifications</w:t>
       </w:r>
     </w:p>
@@ -529,6 +838,14 @@
         <w:tblW w:type="auto" w:w="0"/>
         <w:tblLook w:firstRow="1" w:lastRow="0" w:firstColumn="0" w:lastColumn="0" w:noHBand="0" w:noVBand="0" w:val="0020"/>
         <w:jc w:val="start"/>
+        <w:tblBorders>
+          <w:top w:val="single" w:sz="4" w:space="0" w:color="B0D4E8"/>
+          <w:left w:val="single" w:sz="4" w:space="0" w:color="B0D4E8"/>
+          <w:bottom w:val="single" w:sz="4" w:space="0" w:color="B0D4E8"/>
+          <w:right w:val="single" w:sz="4" w:space="0" w:color="B0D4E8"/>
+          <w:insideH w:val="single" w:sz="4" w:space="0" w:color="B0D4E8"/>
+          <w:insideV w:val="single" w:sz="4" w:space="0" w:color="B0D4E8"/>
+        </w:tblBorders>
       </w:tblPr>
       <w:tblGrid>
         <w:gridCol w:w="2640"/>
@@ -540,37 +857,58 @@
           <w:tblHeader w:val="true"/>
         </w:trPr>
         <w:tc>
-          <w:tcPr/>
-          <w:p>
-            <w:pPr>
-              <w:pStyle w:val="Compact"/>
-              <w:jc w:val="left"/>
-            </w:pPr>
-            <w:r>
+          <w:tcPr>
+            <w:shd w:fill="0099CC" w:val="clear"/>
+          </w:tcPr>
+          <w:p>
+            <w:pPr>
+              <w:pStyle w:val="Compact"/>
+              <w:jc w:val="left"/>
+            </w:pPr>
+            <w:r>
+              <w:rPr>
+                <w:b/>
+                <w:color w:val="FFFFFF"/>
+                <w:sz w:val="20"/>
+              </w:rPr>
               <w:t xml:space="preserve">Element</w:t>
             </w:r>
           </w:p>
         </w:tc>
         <w:tc>
-          <w:tcPr/>
-          <w:p>
-            <w:pPr>
-              <w:pStyle w:val="Compact"/>
-              <w:jc w:val="left"/>
-            </w:pPr>
-            <w:r>
+          <w:tcPr>
+            <w:shd w:fill="0099CC" w:val="clear"/>
+          </w:tcPr>
+          <w:p>
+            <w:pPr>
+              <w:pStyle w:val="Compact"/>
+              <w:jc w:val="left"/>
+            </w:pPr>
+            <w:r>
+              <w:rPr>
+                <w:b/>
+                <w:color w:val="FFFFFF"/>
+                <w:sz w:val="20"/>
+              </w:rPr>
               <w:t xml:space="preserve">Color</w:t>
             </w:r>
           </w:p>
         </w:tc>
         <w:tc>
-          <w:tcPr/>
-          <w:p>
-            <w:pPr>
-              <w:pStyle w:val="Compact"/>
-              <w:jc w:val="left"/>
-            </w:pPr>
-            <w:r>
+          <w:tcPr>
+            <w:shd w:fill="0099CC" w:val="clear"/>
+          </w:tcPr>
+          <w:p>
+            <w:pPr>
+              <w:pStyle w:val="Compact"/>
+              <w:jc w:val="left"/>
+            </w:pPr>
+            <w:r>
+              <w:rPr>
+                <w:b/>
+                <w:color w:val="FFFFFF"/>
+                <w:sz w:val="20"/>
+              </w:rPr>
               <w:t xml:space="preserve">Hex</w:t>
             </w:r>
           </w:p>
@@ -578,37 +916,55 @@
       </w:tr>
       <w:tr>
         <w:tc>
-          <w:tcPr/>
-          <w:p>
-            <w:pPr>
-              <w:pStyle w:val="Compact"/>
-              <w:jc w:val="left"/>
-            </w:pPr>
-            <w:r>
+          <w:tcPr>
+            <w:shd w:fill="FFFFFF" w:val="clear"/>
+          </w:tcPr>
+          <w:p>
+            <w:pPr>
+              <w:pStyle w:val="Compact"/>
+              <w:jc w:val="left"/>
+            </w:pPr>
+            <w:r>
+              <w:rPr>
+                <w:color w:val="1A1A1A"/>
+                <w:sz w:val="19"/>
+              </w:rPr>
               <w:t xml:space="preserve">Outer Border</w:t>
             </w:r>
           </w:p>
         </w:tc>
         <w:tc>
-          <w:tcPr/>
-          <w:p>
-            <w:pPr>
-              <w:pStyle w:val="Compact"/>
-              <w:jc w:val="left"/>
-            </w:pPr>
-            <w:r>
+          <w:tcPr>
+            <w:shd w:fill="FFFFFF" w:val="clear"/>
+          </w:tcPr>
+          <w:p>
+            <w:pPr>
+              <w:pStyle w:val="Compact"/>
+              <w:jc w:val="left"/>
+            </w:pPr>
+            <w:r>
+              <w:rPr>
+                <w:color w:val="1A1A1A"/>
+                <w:sz w:val="19"/>
+              </w:rPr>
               <w:t xml:space="preserve">PECH Orange</w:t>
             </w:r>
           </w:p>
         </w:tc>
         <w:tc>
-          <w:tcPr/>
-          <w:p>
-            <w:pPr>
-              <w:pStyle w:val="Compact"/>
-              <w:jc w:val="left"/>
-            </w:pPr>
-            <w:r>
+          <w:tcPr>
+            <w:shd w:fill="FFFFFF" w:val="clear"/>
+          </w:tcPr>
+          <w:p>
+            <w:pPr>
+              <w:pStyle w:val="Compact"/>
+              <w:jc w:val="left"/>
+            </w:pPr>
+            <w:r>
+              <w:rPr>
+                <w:color w:val="1A1A1A"/>
+                <w:sz w:val="19"/>
+              </w:rPr>
               <w:t xml:space="preserve">#F5A623</w:t>
             </w:r>
           </w:p>
@@ -616,37 +972,55 @@
       </w:tr>
       <w:tr>
         <w:tc>
-          <w:tcPr/>
-          <w:p>
-            <w:pPr>
-              <w:pStyle w:val="Compact"/>
-              <w:jc w:val="left"/>
-            </w:pPr>
-            <w:r>
+          <w:tcPr>
+            <w:shd w:fill="E8F8FF" w:val="clear"/>
+          </w:tcPr>
+          <w:p>
+            <w:pPr>
+              <w:pStyle w:val="Compact"/>
+              <w:jc w:val="left"/>
+            </w:pPr>
+            <w:r>
+              <w:rPr>
+                <w:color w:val="1A1A1A"/>
+                <w:sz w:val="19"/>
+              </w:rPr>
               <w:t xml:space="preserve">Inner Border</w:t>
             </w:r>
           </w:p>
         </w:tc>
         <w:tc>
-          <w:tcPr/>
-          <w:p>
-            <w:pPr>
-              <w:pStyle w:val="Compact"/>
-              <w:jc w:val="left"/>
-            </w:pPr>
-            <w:r>
+          <w:tcPr>
+            <w:shd w:fill="E8F8FF" w:val="clear"/>
+          </w:tcPr>
+          <w:p>
+            <w:pPr>
+              <w:pStyle w:val="Compact"/>
+              <w:jc w:val="left"/>
+            </w:pPr>
+            <w:r>
+              <w:rPr>
+                <w:color w:val="1A1A1A"/>
+                <w:sz w:val="19"/>
+              </w:rPr>
               <w:t xml:space="preserve">PECH Sky Blue</w:t>
             </w:r>
           </w:p>
         </w:tc>
         <w:tc>
-          <w:tcPr/>
-          <w:p>
-            <w:pPr>
-              <w:pStyle w:val="Compact"/>
-              <w:jc w:val="left"/>
-            </w:pPr>
-            <w:r>
+          <w:tcPr>
+            <w:shd w:fill="E8F8FF" w:val="clear"/>
+          </w:tcPr>
+          <w:p>
+            <w:pPr>
+              <w:pStyle w:val="Compact"/>
+              <w:jc w:val="left"/>
+            </w:pPr>
+            <w:r>
+              <w:rPr>
+                <w:color w:val="1A1A1A"/>
+                <w:sz w:val="19"/>
+              </w:rPr>
               <w:t xml:space="preserve">#00BFFF</w:t>
             </w:r>
           </w:p>
@@ -654,49 +1028,83 @@
       </w:tr>
       <w:tr>
         <w:tc>
-          <w:tcPr/>
-          <w:p>
-            <w:pPr>
-              <w:pStyle w:val="Compact"/>
-              <w:jc w:val="left"/>
-            </w:pPr>
-            <w:r>
+          <w:tcPr>
+            <w:shd w:fill="FFFFFF" w:val="clear"/>
+          </w:tcPr>
+          <w:p>
+            <w:pPr>
+              <w:pStyle w:val="Compact"/>
+              <w:jc w:val="left"/>
+            </w:pPr>
+            <w:r>
+              <w:rPr>
+                <w:color w:val="1A1A1A"/>
+                <w:sz w:val="19"/>
+              </w:rPr>
               <w:t xml:space="preserve">“</w:t>
             </w:r>
             <w:r>
+              <w:rPr>
+                <w:color w:val="1A1A1A"/>
+                <w:sz w:val="19"/>
+              </w:rPr>
               <w:t xml:space="preserve">Certificate Of</w:t>
             </w:r>
             <w:r>
+              <w:rPr>
+                <w:color w:val="1A1A1A"/>
+                <w:sz w:val="19"/>
+              </w:rPr>
               <w:t xml:space="preserve">”</w:t>
             </w:r>
             <w:r>
+              <w:rPr>
+                <w:color w:val="1A1A1A"/>
+                <w:sz w:val="19"/>
+              </w:rPr>
               <w:t xml:space="preserve"> </w:t>
             </w:r>
             <w:r>
+              <w:rPr>
+                <w:color w:val="1A1A1A"/>
+                <w:sz w:val="19"/>
+              </w:rPr>
               <w:t xml:space="preserve">Title</w:t>
             </w:r>
           </w:p>
         </w:tc>
         <w:tc>
-          <w:tcPr/>
-          <w:p>
-            <w:pPr>
-              <w:pStyle w:val="Compact"/>
-              <w:jc w:val="left"/>
-            </w:pPr>
-            <w:r>
+          <w:tcPr>
+            <w:shd w:fill="FFFFFF" w:val="clear"/>
+          </w:tcPr>
+          <w:p>
+            <w:pPr>
+              <w:pStyle w:val="Compact"/>
+              <w:jc w:val="left"/>
+            </w:pPr>
+            <w:r>
+              <w:rPr>
+                <w:color w:val="1A1A1A"/>
+                <w:sz w:val="19"/>
+              </w:rPr>
               <w:t xml:space="preserve">PECH Sky Blue</w:t>
             </w:r>
           </w:p>
         </w:tc>
         <w:tc>
-          <w:tcPr/>
-          <w:p>
-            <w:pPr>
-              <w:pStyle w:val="Compact"/>
-              <w:jc w:val="left"/>
-            </w:pPr>
-            <w:r>
+          <w:tcPr>
+            <w:shd w:fill="FFFFFF" w:val="clear"/>
+          </w:tcPr>
+          <w:p>
+            <w:pPr>
+              <w:pStyle w:val="Compact"/>
+              <w:jc w:val="left"/>
+            </w:pPr>
+            <w:r>
+              <w:rPr>
+                <w:color w:val="1A1A1A"/>
+                <w:sz w:val="19"/>
+              </w:rPr>
               <w:t xml:space="preserve">#00BFFF</w:t>
             </w:r>
           </w:p>
@@ -704,37 +1112,55 @@
       </w:tr>
       <w:tr>
         <w:tc>
-          <w:tcPr/>
-          <w:p>
-            <w:pPr>
-              <w:pStyle w:val="Compact"/>
-              <w:jc w:val="left"/>
-            </w:pPr>
-            <w:r>
+          <w:tcPr>
+            <w:shd w:fill="E8F8FF" w:val="clear"/>
+          </w:tcPr>
+          <w:p>
+            <w:pPr>
+              <w:pStyle w:val="Compact"/>
+              <w:jc w:val="left"/>
+            </w:pPr>
+            <w:r>
+              <w:rPr>
+                <w:color w:val="1A1A1A"/>
+                <w:sz w:val="19"/>
+              </w:rPr>
               <w:t xml:space="preserve">Recipient Name</w:t>
             </w:r>
           </w:p>
         </w:tc>
         <w:tc>
-          <w:tcPr/>
-          <w:p>
-            <w:pPr>
-              <w:pStyle w:val="Compact"/>
-              <w:jc w:val="left"/>
-            </w:pPr>
-            <w:r>
+          <w:tcPr>
+            <w:shd w:fill="E8F8FF" w:val="clear"/>
+          </w:tcPr>
+          <w:p>
+            <w:pPr>
+              <w:pStyle w:val="Compact"/>
+              <w:jc w:val="left"/>
+            </w:pPr>
+            <w:r>
+              <w:rPr>
+                <w:color w:val="1A1A1A"/>
+                <w:sz w:val="19"/>
+              </w:rPr>
               <w:t xml:space="preserve">PECH Orange</w:t>
             </w:r>
           </w:p>
         </w:tc>
         <w:tc>
-          <w:tcPr/>
-          <w:p>
-            <w:pPr>
-              <w:pStyle w:val="Compact"/>
-              <w:jc w:val="left"/>
-            </w:pPr>
-            <w:r>
+          <w:tcPr>
+            <w:shd w:fill="E8F8FF" w:val="clear"/>
+          </w:tcPr>
+          <w:p>
+            <w:pPr>
+              <w:pStyle w:val="Compact"/>
+              <w:jc w:val="left"/>
+            </w:pPr>
+            <w:r>
+              <w:rPr>
+                <w:color w:val="1A1A1A"/>
+                <w:sz w:val="19"/>
+              </w:rPr>
               <w:t xml:space="preserve">#F5A623</w:t>
             </w:r>
           </w:p>
@@ -742,37 +1168,55 @@
       </w:tr>
       <w:tr>
         <w:tc>
-          <w:tcPr/>
-          <w:p>
-            <w:pPr>
-              <w:pStyle w:val="Compact"/>
-              <w:jc w:val="left"/>
-            </w:pPr>
-            <w:r>
+          <w:tcPr>
+            <w:shd w:fill="FFFFFF" w:val="clear"/>
+          </w:tcPr>
+          <w:p>
+            <w:pPr>
+              <w:pStyle w:val="Compact"/>
+              <w:jc w:val="left"/>
+            </w:pPr>
+            <w:r>
+              <w:rPr>
+                <w:color w:val="1A1A1A"/>
+                <w:sz w:val="19"/>
+              </w:rPr>
               <w:t xml:space="preserve">Achievement Description</w:t>
             </w:r>
           </w:p>
         </w:tc>
         <w:tc>
-          <w:tcPr/>
-          <w:p>
-            <w:pPr>
-              <w:pStyle w:val="Compact"/>
-              <w:jc w:val="left"/>
-            </w:pPr>
-            <w:r>
+          <w:tcPr>
+            <w:shd w:fill="FFFFFF" w:val="clear"/>
+          </w:tcPr>
+          <w:p>
+            <w:pPr>
+              <w:pStyle w:val="Compact"/>
+              <w:jc w:val="left"/>
+            </w:pPr>
+            <w:r>
+              <w:rPr>
+                <w:color w:val="1A1A1A"/>
+                <w:sz w:val="19"/>
+              </w:rPr>
               <w:t xml:space="preserve">Dark Blue</w:t>
             </w:r>
           </w:p>
         </w:tc>
         <w:tc>
-          <w:tcPr/>
-          <w:p>
-            <w:pPr>
-              <w:pStyle w:val="Compact"/>
-              <w:jc w:val="left"/>
-            </w:pPr>
-            <w:r>
+          <w:tcPr>
+            <w:shd w:fill="FFFFFF" w:val="clear"/>
+          </w:tcPr>
+          <w:p>
+            <w:pPr>
+              <w:pStyle w:val="Compact"/>
+              <w:jc w:val="left"/>
+            </w:pPr>
+            <w:r>
+              <w:rPr>
+                <w:color w:val="1A1A1A"/>
+                <w:sz w:val="19"/>
+              </w:rPr>
               <w:t xml:space="preserve">#0099CC</w:t>
             </w:r>
           </w:p>
@@ -780,37 +1224,55 @@
       </w:tr>
       <w:tr>
         <w:tc>
-          <w:tcPr/>
-          <w:p>
-            <w:pPr>
-              <w:pStyle w:val="Compact"/>
-              <w:jc w:val="left"/>
-            </w:pPr>
-            <w:r>
+          <w:tcPr>
+            <w:shd w:fill="E8F8FF" w:val="clear"/>
+          </w:tcPr>
+          <w:p>
+            <w:pPr>
+              <w:pStyle w:val="Compact"/>
+              <w:jc w:val="left"/>
+            </w:pPr>
+            <w:r>
+              <w:rPr>
+                <w:color w:val="1A1A1A"/>
+                <w:sz w:val="19"/>
+              </w:rPr>
               <w:t xml:space="preserve">Body Text</w:t>
             </w:r>
           </w:p>
         </w:tc>
         <w:tc>
-          <w:tcPr/>
-          <w:p>
-            <w:pPr>
-              <w:pStyle w:val="Compact"/>
-              <w:jc w:val="left"/>
-            </w:pPr>
-            <w:r>
+          <w:tcPr>
+            <w:shd w:fill="E8F8FF" w:val="clear"/>
+          </w:tcPr>
+          <w:p>
+            <w:pPr>
+              <w:pStyle w:val="Compact"/>
+              <w:jc w:val="left"/>
+            </w:pPr>
+            <w:r>
+              <w:rPr>
+                <w:color w:val="1A1A1A"/>
+                <w:sz w:val="19"/>
+              </w:rPr>
               <w:t xml:space="preserve">Dark</w:t>
             </w:r>
           </w:p>
         </w:tc>
         <w:tc>
-          <w:tcPr/>
-          <w:p>
-            <w:pPr>
-              <w:pStyle w:val="Compact"/>
-              <w:jc w:val="left"/>
-            </w:pPr>
-            <w:r>
+          <w:tcPr>
+            <w:shd w:fill="E8F8FF" w:val="clear"/>
+          </w:tcPr>
+          <w:p>
+            <w:pPr>
+              <w:pStyle w:val="Compact"/>
+              <w:jc w:val="left"/>
+            </w:pPr>
+            <w:r>
+              <w:rPr>
+                <w:color w:val="1A1A1A"/>
+                <w:sz w:val="19"/>
+              </w:rPr>
               <w:t xml:space="preserve">#333333</w:t>
             </w:r>
           </w:p>
@@ -818,37 +1280,55 @@
       </w:tr>
       <w:tr>
         <w:tc>
-          <w:tcPr/>
-          <w:p>
-            <w:pPr>
-              <w:pStyle w:val="Compact"/>
-              <w:jc w:val="left"/>
-            </w:pPr>
-            <w:r>
+          <w:tcPr>
+            <w:shd w:fill="FFFFFF" w:val="clear"/>
+          </w:tcPr>
+          <w:p>
+            <w:pPr>
+              <w:pStyle w:val="Compact"/>
+              <w:jc w:val="left"/>
+            </w:pPr>
+            <w:r>
+              <w:rPr>
+                <w:color w:val="1A1A1A"/>
+                <w:sz w:val="19"/>
+              </w:rPr>
               <w:t xml:space="preserve">Labels/Small Text</w:t>
             </w:r>
           </w:p>
         </w:tc>
         <w:tc>
-          <w:tcPr/>
-          <w:p>
-            <w:pPr>
-              <w:pStyle w:val="Compact"/>
-              <w:jc w:val="left"/>
-            </w:pPr>
-            <w:r>
+          <w:tcPr>
+            <w:shd w:fill="FFFFFF" w:val="clear"/>
+          </w:tcPr>
+          <w:p>
+            <w:pPr>
+              <w:pStyle w:val="Compact"/>
+              <w:jc w:val="left"/>
+            </w:pPr>
+            <w:r>
+              <w:rPr>
+                <w:color w:val="1A1A1A"/>
+                <w:sz w:val="19"/>
+              </w:rPr>
               <w:t xml:space="preserve">Medium Gray</w:t>
             </w:r>
           </w:p>
         </w:tc>
         <w:tc>
-          <w:tcPr/>
-          <w:p>
-            <w:pPr>
-              <w:pStyle w:val="Compact"/>
-              <w:jc w:val="left"/>
-            </w:pPr>
-            <w:r>
+          <w:tcPr>
+            <w:shd w:fill="FFFFFF" w:val="clear"/>
+          </w:tcPr>
+          <w:p>
+            <w:pPr>
+              <w:pStyle w:val="Compact"/>
+              <w:jc w:val="left"/>
+            </w:pPr>
+            <w:r>
+              <w:rPr>
+                <w:color w:val="1A1A1A"/>
+                <w:sz w:val="19"/>
+              </w:rPr>
               <w:t xml:space="preserve">#666666</w:t>
             </w:r>
           </w:p>
@@ -856,37 +1336,55 @@
       </w:tr>
       <w:tr>
         <w:tc>
-          <w:tcPr/>
-          <w:p>
-            <w:pPr>
-              <w:pStyle w:val="Compact"/>
-              <w:jc w:val="left"/>
-            </w:pPr>
-            <w:r>
+          <w:tcPr>
+            <w:shd w:fill="E8F8FF" w:val="clear"/>
+          </w:tcPr>
+          <w:p>
+            <w:pPr>
+              <w:pStyle w:val="Compact"/>
+              <w:jc w:val="left"/>
+            </w:pPr>
+            <w:r>
+              <w:rPr>
+                <w:color w:val="1A1A1A"/>
+                <w:sz w:val="19"/>
+              </w:rPr>
               <w:t xml:space="preserve">Certificate Number</w:t>
             </w:r>
           </w:p>
         </w:tc>
         <w:tc>
-          <w:tcPr/>
-          <w:p>
-            <w:pPr>
-              <w:pStyle w:val="Compact"/>
-              <w:jc w:val="left"/>
-            </w:pPr>
-            <w:r>
+          <w:tcPr>
+            <w:shd w:fill="E8F8FF" w:val="clear"/>
+          </w:tcPr>
+          <w:p>
+            <w:pPr>
+              <w:pStyle w:val="Compact"/>
+              <w:jc w:val="left"/>
+            </w:pPr>
+            <w:r>
+              <w:rPr>
+                <w:color w:val="1A1A1A"/>
+                <w:sz w:val="19"/>
+              </w:rPr>
               <w:t xml:space="preserve">Light Gray</w:t>
             </w:r>
           </w:p>
         </w:tc>
         <w:tc>
-          <w:tcPr/>
-          <w:p>
-            <w:pPr>
-              <w:pStyle w:val="Compact"/>
-              <w:jc w:val="left"/>
-            </w:pPr>
-            <w:r>
+          <w:tcPr>
+            <w:shd w:fill="E8F8FF" w:val="clear"/>
+          </w:tcPr>
+          <w:p>
+            <w:pPr>
+              <w:pStyle w:val="Compact"/>
+              <w:jc w:val="left"/>
+            </w:pPr>
+            <w:r>
+              <w:rPr>
+                <w:color w:val="1A1A1A"/>
+                <w:sz w:val="19"/>
+              </w:rPr>
               <w:t xml:space="preserve">#999999</w:t>
             </w:r>
           </w:p>
@@ -894,37 +1392,55 @@
       </w:tr>
       <w:tr>
         <w:tc>
-          <w:tcPr/>
-          <w:p>
-            <w:pPr>
-              <w:pStyle w:val="Compact"/>
-              <w:jc w:val="left"/>
-            </w:pPr>
-            <w:r>
+          <w:tcPr>
+            <w:shd w:fill="FFFFFF" w:val="clear"/>
+          </w:tcPr>
+          <w:p>
+            <w:pPr>
+              <w:pStyle w:val="Compact"/>
+              <w:jc w:val="left"/>
+            </w:pPr>
+            <w:r>
+              <w:rPr>
+                <w:color w:val="1A1A1A"/>
+                <w:sz w:val="19"/>
+              </w:rPr>
               <w:t xml:space="preserve">Background</w:t>
             </w:r>
           </w:p>
         </w:tc>
         <w:tc>
-          <w:tcPr/>
-          <w:p>
-            <w:pPr>
-              <w:pStyle w:val="Compact"/>
-              <w:jc w:val="left"/>
-            </w:pPr>
-            <w:r>
+          <w:tcPr>
+            <w:shd w:fill="FFFFFF" w:val="clear"/>
+          </w:tcPr>
+          <w:p>
+            <w:pPr>
+              <w:pStyle w:val="Compact"/>
+              <w:jc w:val="left"/>
+            </w:pPr>
+            <w:r>
+              <w:rPr>
+                <w:color w:val="1A1A1A"/>
+                <w:sz w:val="19"/>
+              </w:rPr>
               <w:t xml:space="preserve">White</w:t>
             </w:r>
           </w:p>
         </w:tc>
         <w:tc>
-          <w:tcPr/>
-          <w:p>
-            <w:pPr>
-              <w:pStyle w:val="Compact"/>
-              <w:jc w:val="left"/>
-            </w:pPr>
-            <w:r>
+          <w:tcPr>
+            <w:shd w:fill="FFFFFF" w:val="clear"/>
+          </w:tcPr>
+          <w:p>
+            <w:pPr>
+              <w:pStyle w:val="Compact"/>
+              <w:jc w:val="left"/>
+            </w:pPr>
+            <w:r>
+              <w:rPr>
+                <w:color w:val="1A1A1A"/>
+                <w:sz w:val="19"/>
+              </w:rPr>
               <w:t xml:space="preserve">#FFFFFF</w:t>
             </w:r>
           </w:p>
@@ -932,37 +1448,55 @@
       </w:tr>
       <w:tr>
         <w:tc>
-          <w:tcPr/>
-          <w:p>
-            <w:pPr>
-              <w:pStyle w:val="Compact"/>
-              <w:jc w:val="left"/>
-            </w:pPr>
-            <w:r>
+          <w:tcPr>
+            <w:shd w:fill="E8F8FF" w:val="clear"/>
+          </w:tcPr>
+          <w:p>
+            <w:pPr>
+              <w:pStyle w:val="Compact"/>
+              <w:jc w:val="left"/>
+            </w:pPr>
+            <w:r>
+              <w:rPr>
+                <w:color w:val="1A1A1A"/>
+                <w:sz w:val="19"/>
+              </w:rPr>
               <w:t xml:space="preserve">Name Underline</w:t>
             </w:r>
           </w:p>
         </w:tc>
         <w:tc>
-          <w:tcPr/>
-          <w:p>
-            <w:pPr>
-              <w:pStyle w:val="Compact"/>
-              <w:jc w:val="left"/>
-            </w:pPr>
-            <w:r>
+          <w:tcPr>
+            <w:shd w:fill="E8F8FF" w:val="clear"/>
+          </w:tcPr>
+          <w:p>
+            <w:pPr>
+              <w:pStyle w:val="Compact"/>
+              <w:jc w:val="left"/>
+            </w:pPr>
+            <w:r>
+              <w:rPr>
+                <w:color w:val="1A1A1A"/>
+                <w:sz w:val="19"/>
+              </w:rPr>
               <w:t xml:space="preserve">Orange</w:t>
             </w:r>
           </w:p>
         </w:tc>
         <w:tc>
-          <w:tcPr/>
-          <w:p>
-            <w:pPr>
-              <w:pStyle w:val="Compact"/>
-              <w:jc w:val="left"/>
-            </w:pPr>
-            <w:r>
+          <w:tcPr>
+            <w:shd w:fill="E8F8FF" w:val="clear"/>
+          </w:tcPr>
+          <w:p>
+            <w:pPr>
+              <w:pStyle w:val="Compact"/>
+              <w:jc w:val="left"/>
+            </w:pPr>
+            <w:r>
+              <w:rPr>
+                <w:color w:val="1A1A1A"/>
+                <w:sz w:val="19"/>
+              </w:rPr>
               <w:t xml:space="preserve">#F5A623</w:t>
             </w:r>
           </w:p>
@@ -970,37 +1504,55 @@
       </w:tr>
       <w:tr>
         <w:tc>
-          <w:tcPr/>
-          <w:p>
-            <w:pPr>
-              <w:pStyle w:val="Compact"/>
-              <w:jc w:val="left"/>
-            </w:pPr>
-            <w:r>
+          <w:tcPr>
+            <w:shd w:fill="FFFFFF" w:val="clear"/>
+          </w:tcPr>
+          <w:p>
+            <w:pPr>
+              <w:pStyle w:val="Compact"/>
+              <w:jc w:val="left"/>
+            </w:pPr>
+            <w:r>
+              <w:rPr>
+                <w:color w:val="1A1A1A"/>
+                <w:sz w:val="19"/>
+              </w:rPr>
               <w:t xml:space="preserve">Gradient Line</w:t>
             </w:r>
           </w:p>
         </w:tc>
         <w:tc>
-          <w:tcPr/>
-          <w:p>
-            <w:pPr>
-              <w:pStyle w:val="Compact"/>
-              <w:jc w:val="left"/>
-            </w:pPr>
-            <w:r>
+          <w:tcPr>
+            <w:shd w:fill="FFFFFF" w:val="clear"/>
+          </w:tcPr>
+          <w:p>
+            <w:pPr>
+              <w:pStyle w:val="Compact"/>
+              <w:jc w:val="left"/>
+            </w:pPr>
+            <w:r>
+              <w:rPr>
+                <w:color w:val="1A1A1A"/>
+                <w:sz w:val="19"/>
+              </w:rPr>
               <w:t xml:space="preserve">Sky Blue → Orange</w:t>
             </w:r>
           </w:p>
         </w:tc>
         <w:tc>
-          <w:tcPr/>
-          <w:p>
-            <w:pPr>
-              <w:pStyle w:val="Compact"/>
-              <w:jc w:val="left"/>
-            </w:pPr>
-            <w:r>
+          <w:tcPr>
+            <w:shd w:fill="FFFFFF" w:val="clear"/>
+          </w:tcPr>
+          <w:p>
+            <w:pPr>
+              <w:pStyle w:val="Compact"/>
+              <w:jc w:val="left"/>
+            </w:pPr>
+            <w:r>
+              <w:rPr>
+                <w:color w:val="1A1A1A"/>
+                <w:sz w:val="19"/>
+              </w:rPr>
               <w:t xml:space="preserve">#00BFFF → #F5A623</w:t>
             </w:r>
           </w:p>
@@ -1019,8 +1571,16 @@
     <w:p>
       <w:pPr>
         <w:pStyle w:val="Heading3"/>
+        <w:rPr>
+          <w:color w:val="E08A00"/>
+        </w:rPr>
       </w:pPr>
       <w:r>
+        <w:rPr>
+          <w:b/>
+          <w:color w:val="E08A00"/>
+          <w:sz w:val="26"/>
+        </w:rPr>
         <w:t xml:space="preserve">Typography</w:t>
       </w:r>
     </w:p>
@@ -1030,6 +1590,14 @@
         <w:tblW w:type="auto" w:w="0"/>
         <w:tblLook w:firstRow="1" w:lastRow="0" w:firstColumn="0" w:lastColumn="0" w:noHBand="0" w:noVBand="0" w:val="0020"/>
         <w:jc w:val="start"/>
+        <w:tblBorders>
+          <w:top w:val="single" w:sz="4" w:space="0" w:color="B0D4E8"/>
+          <w:left w:val="single" w:sz="4" w:space="0" w:color="B0D4E8"/>
+          <w:bottom w:val="single" w:sz="4" w:space="0" w:color="B0D4E8"/>
+          <w:right w:val="single" w:sz="4" w:space="0" w:color="B0D4E8"/>
+          <w:insideH w:val="single" w:sz="4" w:space="0" w:color="B0D4E8"/>
+          <w:insideV w:val="single" w:sz="4" w:space="0" w:color="B0D4E8"/>
+        </w:tblBorders>
       </w:tblPr>
       <w:tblGrid>
         <w:gridCol w:w="1980"/>
@@ -1042,49 +1610,77 @@
           <w:tblHeader w:val="true"/>
         </w:trPr>
         <w:tc>
-          <w:tcPr/>
-          <w:p>
-            <w:pPr>
-              <w:pStyle w:val="Compact"/>
-              <w:jc w:val="left"/>
-            </w:pPr>
-            <w:r>
+          <w:tcPr>
+            <w:shd w:fill="0099CC" w:val="clear"/>
+          </w:tcPr>
+          <w:p>
+            <w:pPr>
+              <w:pStyle w:val="Compact"/>
+              <w:jc w:val="left"/>
+            </w:pPr>
+            <w:r>
+              <w:rPr>
+                <w:b/>
+                <w:color w:val="FFFFFF"/>
+                <w:sz w:val="20"/>
+              </w:rPr>
               <w:t xml:space="preserve">Element</w:t>
             </w:r>
           </w:p>
         </w:tc>
         <w:tc>
-          <w:tcPr/>
-          <w:p>
-            <w:pPr>
-              <w:pStyle w:val="Compact"/>
-              <w:jc w:val="left"/>
-            </w:pPr>
-            <w:r>
+          <w:tcPr>
+            <w:shd w:fill="0099CC" w:val="clear"/>
+          </w:tcPr>
+          <w:p>
+            <w:pPr>
+              <w:pStyle w:val="Compact"/>
+              <w:jc w:val="left"/>
+            </w:pPr>
+            <w:r>
+              <w:rPr>
+                <w:b/>
+                <w:color w:val="FFFFFF"/>
+                <w:sz w:val="20"/>
+              </w:rPr>
               <w:t xml:space="preserve">Font</w:t>
             </w:r>
           </w:p>
         </w:tc>
         <w:tc>
-          <w:tcPr/>
-          <w:p>
-            <w:pPr>
-              <w:pStyle w:val="Compact"/>
-              <w:jc w:val="left"/>
-            </w:pPr>
-            <w:r>
+          <w:tcPr>
+            <w:shd w:fill="0099CC" w:val="clear"/>
+          </w:tcPr>
+          <w:p>
+            <w:pPr>
+              <w:pStyle w:val="Compact"/>
+              <w:jc w:val="left"/>
+            </w:pPr>
+            <w:r>
+              <w:rPr>
+                <w:b/>
+                <w:color w:val="FFFFFF"/>
+                <w:sz w:val="20"/>
+              </w:rPr>
               <w:t xml:space="preserve">Size</w:t>
             </w:r>
           </w:p>
         </w:tc>
         <w:tc>
-          <w:tcPr/>
-          <w:p>
-            <w:pPr>
-              <w:pStyle w:val="Compact"/>
-              <w:jc w:val="left"/>
-            </w:pPr>
-            <w:r>
+          <w:tcPr>
+            <w:shd w:fill="0099CC" w:val="clear"/>
+          </w:tcPr>
+          <w:p>
+            <w:pPr>
+              <w:pStyle w:val="Compact"/>
+              <w:jc w:val="left"/>
+            </w:pPr>
+            <w:r>
+              <w:rPr>
+                <w:b/>
+                <w:color w:val="FFFFFF"/>
+                <w:sz w:val="20"/>
+              </w:rPr>
               <w:t xml:space="preserve">Weight</w:t>
             </w:r>
           </w:p>
@@ -1092,55 +1688,87 @@
       </w:tr>
       <w:tr>
         <w:tc>
-          <w:tcPr/>
-          <w:p>
-            <w:pPr>
-              <w:pStyle w:val="Compact"/>
-              <w:jc w:val="left"/>
-            </w:pPr>
-            <w:r>
+          <w:tcPr>
+            <w:shd w:fill="FFFFFF" w:val="clear"/>
+          </w:tcPr>
+          <w:p>
+            <w:pPr>
+              <w:pStyle w:val="Compact"/>
+              <w:jc w:val="left"/>
+            </w:pPr>
+            <w:r>
+              <w:rPr>
+                <w:color w:val="1A1A1A"/>
+                <w:sz w:val="19"/>
+              </w:rPr>
               <w:t xml:space="preserve">“</w:t>
             </w:r>
             <w:r>
+              <w:rPr>
+                <w:color w:val="1A1A1A"/>
+                <w:sz w:val="19"/>
+              </w:rPr>
               <w:t xml:space="preserve">Certificate Of</w:t>
             </w:r>
             <w:r>
+              <w:rPr>
+                <w:color w:val="1A1A1A"/>
+                <w:sz w:val="19"/>
+              </w:rPr>
               <w:t xml:space="preserve">”</w:t>
             </w:r>
           </w:p>
         </w:tc>
         <w:tc>
-          <w:tcPr/>
-          <w:p>
-            <w:pPr>
-              <w:pStyle w:val="Compact"/>
-              <w:jc w:val="left"/>
-            </w:pPr>
-            <w:r>
+          <w:tcPr>
+            <w:shd w:fill="FFFFFF" w:val="clear"/>
+          </w:tcPr>
+          <w:p>
+            <w:pPr>
+              <w:pStyle w:val="Compact"/>
+              <w:jc w:val="left"/>
+            </w:pPr>
+            <w:r>
+              <w:rPr>
+                <w:color w:val="1A1A1A"/>
+                <w:sz w:val="19"/>
+              </w:rPr>
               <w:t xml:space="preserve">Montserrat</w:t>
             </w:r>
           </w:p>
         </w:tc>
         <w:tc>
-          <w:tcPr/>
-          <w:p>
-            <w:pPr>
-              <w:pStyle w:val="Compact"/>
-              <w:jc w:val="left"/>
-            </w:pPr>
-            <w:r>
+          <w:tcPr>
+            <w:shd w:fill="FFFFFF" w:val="clear"/>
+          </w:tcPr>
+          <w:p>
+            <w:pPr>
+              <w:pStyle w:val="Compact"/>
+              <w:jc w:val="left"/>
+            </w:pPr>
+            <w:r>
+              <w:rPr>
+                <w:color w:val="1A1A1A"/>
+                <w:sz w:val="19"/>
+              </w:rPr>
               <w:t xml:space="preserve">28pt</w:t>
             </w:r>
           </w:p>
         </w:tc>
         <w:tc>
-          <w:tcPr/>
-          <w:p>
-            <w:pPr>
-              <w:pStyle w:val="Compact"/>
-              <w:jc w:val="left"/>
-            </w:pPr>
-            <w:r>
+          <w:tcPr>
+            <w:shd w:fill="FFFFFF" w:val="clear"/>
+          </w:tcPr>
+          <w:p>
+            <w:pPr>
+              <w:pStyle w:val="Compact"/>
+              <w:jc w:val="left"/>
+            </w:pPr>
+            <w:r>
+              <w:rPr>
+                <w:color w:val="1A1A1A"/>
+                <w:sz w:val="19"/>
+              </w:rPr>
               <w:t xml:space="preserve">Bold</w:t>
             </w:r>
           </w:p>
@@ -1148,49 +1776,73 @@
       </w:tr>
       <w:tr>
         <w:tc>
-          <w:tcPr/>
-          <w:p>
-            <w:pPr>
-              <w:pStyle w:val="Compact"/>
-              <w:jc w:val="left"/>
-            </w:pPr>
-            <w:r>
+          <w:tcPr>
+            <w:shd w:fill="E8F8FF" w:val="clear"/>
+          </w:tcPr>
+          <w:p>
+            <w:pPr>
+              <w:pStyle w:val="Compact"/>
+              <w:jc w:val="left"/>
+            </w:pPr>
+            <w:r>
+              <w:rPr>
+                <w:color w:val="1A1A1A"/>
+                <w:sz w:val="19"/>
+              </w:rPr>
               <w:t xml:space="preserve">Type (Completion etc.)</w:t>
             </w:r>
           </w:p>
         </w:tc>
         <w:tc>
-          <w:tcPr/>
-          <w:p>
-            <w:pPr>
-              <w:pStyle w:val="Compact"/>
-              <w:jc w:val="left"/>
-            </w:pPr>
-            <w:r>
+          <w:tcPr>
+            <w:shd w:fill="E8F8FF" w:val="clear"/>
+          </w:tcPr>
+          <w:p>
+            <w:pPr>
+              <w:pStyle w:val="Compact"/>
+              <w:jc w:val="left"/>
+            </w:pPr>
+            <w:r>
+              <w:rPr>
+                <w:color w:val="1A1A1A"/>
+                <w:sz w:val="19"/>
+              </w:rPr>
               <w:t xml:space="preserve">Montserrat</w:t>
             </w:r>
           </w:p>
         </w:tc>
         <w:tc>
-          <w:tcPr/>
-          <w:p>
-            <w:pPr>
-              <w:pStyle w:val="Compact"/>
-              <w:jc w:val="left"/>
-            </w:pPr>
-            <w:r>
+          <w:tcPr>
+            <w:shd w:fill="E8F8FF" w:val="clear"/>
+          </w:tcPr>
+          <w:p>
+            <w:pPr>
+              <w:pStyle w:val="Compact"/>
+              <w:jc w:val="left"/>
+            </w:pPr>
+            <w:r>
+              <w:rPr>
+                <w:color w:val="1A1A1A"/>
+                <w:sz w:val="19"/>
+              </w:rPr>
               <w:t xml:space="preserve">24pt</w:t>
             </w:r>
           </w:p>
         </w:tc>
         <w:tc>
-          <w:tcPr/>
-          <w:p>
-            <w:pPr>
-              <w:pStyle w:val="Compact"/>
-              <w:jc w:val="left"/>
-            </w:pPr>
-            <w:r>
+          <w:tcPr>
+            <w:shd w:fill="E8F8FF" w:val="clear"/>
+          </w:tcPr>
+          <w:p>
+            <w:pPr>
+              <w:pStyle w:val="Compact"/>
+              <w:jc w:val="left"/>
+            </w:pPr>
+            <w:r>
+              <w:rPr>
+                <w:color w:val="1A1A1A"/>
+                <w:sz w:val="19"/>
+              </w:rPr>
               <w:t xml:space="preserve">Bold</w:t>
             </w:r>
           </w:p>
@@ -1198,49 +1850,73 @@
       </w:tr>
       <w:tr>
         <w:tc>
-          <w:tcPr/>
-          <w:p>
-            <w:pPr>
-              <w:pStyle w:val="Compact"/>
-              <w:jc w:val="left"/>
-            </w:pPr>
-            <w:r>
+          <w:tcPr>
+            <w:shd w:fill="FFFFFF" w:val="clear"/>
+          </w:tcPr>
+          <w:p>
+            <w:pPr>
+              <w:pStyle w:val="Compact"/>
+              <w:jc w:val="left"/>
+            </w:pPr>
+            <w:r>
+              <w:rPr>
+                <w:color w:val="1A1A1A"/>
+                <w:sz w:val="19"/>
+              </w:rPr>
               <w:t xml:space="preserve">Recipient Name</w:t>
             </w:r>
           </w:p>
         </w:tc>
         <w:tc>
-          <w:tcPr/>
-          <w:p>
-            <w:pPr>
-              <w:pStyle w:val="Compact"/>
-              <w:jc w:val="left"/>
-            </w:pPr>
-            <w:r>
+          <w:tcPr>
+            <w:shd w:fill="FFFFFF" w:val="clear"/>
+          </w:tcPr>
+          <w:p>
+            <w:pPr>
+              <w:pStyle w:val="Compact"/>
+              <w:jc w:val="left"/>
+            </w:pPr>
+            <w:r>
+              <w:rPr>
+                <w:color w:val="1A1A1A"/>
+                <w:sz w:val="19"/>
+              </w:rPr>
               <w:t xml:space="preserve">Montserrat</w:t>
             </w:r>
           </w:p>
         </w:tc>
         <w:tc>
-          <w:tcPr/>
-          <w:p>
-            <w:pPr>
-              <w:pStyle w:val="Compact"/>
-              <w:jc w:val="left"/>
-            </w:pPr>
-            <w:r>
+          <w:tcPr>
+            <w:shd w:fill="FFFFFF" w:val="clear"/>
+          </w:tcPr>
+          <w:p>
+            <w:pPr>
+              <w:pStyle w:val="Compact"/>
+              <w:jc w:val="left"/>
+            </w:pPr>
+            <w:r>
+              <w:rPr>
+                <w:color w:val="1A1A1A"/>
+                <w:sz w:val="19"/>
+              </w:rPr>
               <w:t xml:space="preserve">32pt</w:t>
             </w:r>
           </w:p>
         </w:tc>
         <w:tc>
-          <w:tcPr/>
-          <w:p>
-            <w:pPr>
-              <w:pStyle w:val="Compact"/>
-              <w:jc w:val="left"/>
-            </w:pPr>
-            <w:r>
+          <w:tcPr>
+            <w:shd w:fill="FFFFFF" w:val="clear"/>
+          </w:tcPr>
+          <w:p>
+            <w:pPr>
+              <w:pStyle w:val="Compact"/>
+              <w:jc w:val="left"/>
+            </w:pPr>
+            <w:r>
+              <w:rPr>
+                <w:color w:val="1A1A1A"/>
+                <w:sz w:val="19"/>
+              </w:rPr>
               <w:t xml:space="preserve">Bold</w:t>
             </w:r>
           </w:p>
@@ -1248,55 +1924,87 @@
       </w:tr>
       <w:tr>
         <w:tc>
-          <w:tcPr/>
-          <w:p>
-            <w:pPr>
-              <w:pStyle w:val="Compact"/>
-              <w:jc w:val="left"/>
-            </w:pPr>
-            <w:r>
+          <w:tcPr>
+            <w:shd w:fill="E8F8FF" w:val="clear"/>
+          </w:tcPr>
+          <w:p>
+            <w:pPr>
+              <w:pStyle w:val="Compact"/>
+              <w:jc w:val="left"/>
+            </w:pPr>
+            <w:r>
+              <w:rPr>
+                <w:color w:val="1A1A1A"/>
+                <w:sz w:val="19"/>
+              </w:rPr>
               <w:t xml:space="preserve">“</w:t>
             </w:r>
             <w:r>
+              <w:rPr>
+                <w:color w:val="1A1A1A"/>
+                <w:sz w:val="19"/>
+              </w:rPr>
               <w:t xml:space="preserve">This is to certify that</w:t>
             </w:r>
             <w:r>
+              <w:rPr>
+                <w:color w:val="1A1A1A"/>
+                <w:sz w:val="19"/>
+              </w:rPr>
               <w:t xml:space="preserve">”</w:t>
             </w:r>
           </w:p>
         </w:tc>
         <w:tc>
-          <w:tcPr/>
-          <w:p>
-            <w:pPr>
-              <w:pStyle w:val="Compact"/>
-              <w:jc w:val="left"/>
-            </w:pPr>
-            <w:r>
+          <w:tcPr>
+            <w:shd w:fill="E8F8FF" w:val="clear"/>
+          </w:tcPr>
+          <w:p>
+            <w:pPr>
+              <w:pStyle w:val="Compact"/>
+              <w:jc w:val="left"/>
+            </w:pPr>
+            <w:r>
+              <w:rPr>
+                <w:color w:val="1A1A1A"/>
+                <w:sz w:val="19"/>
+              </w:rPr>
               <w:t xml:space="preserve">Open Sans</w:t>
             </w:r>
           </w:p>
         </w:tc>
         <w:tc>
-          <w:tcPr/>
-          <w:p>
-            <w:pPr>
-              <w:pStyle w:val="Compact"/>
-              <w:jc w:val="left"/>
-            </w:pPr>
-            <w:r>
+          <w:tcPr>
+            <w:shd w:fill="E8F8FF" w:val="clear"/>
+          </w:tcPr>
+          <w:p>
+            <w:pPr>
+              <w:pStyle w:val="Compact"/>
+              <w:jc w:val="left"/>
+            </w:pPr>
+            <w:r>
+              <w:rPr>
+                <w:color w:val="1A1A1A"/>
+                <w:sz w:val="19"/>
+              </w:rPr>
               <w:t xml:space="preserve">14pt</w:t>
             </w:r>
           </w:p>
         </w:tc>
         <w:tc>
-          <w:tcPr/>
-          <w:p>
-            <w:pPr>
-              <w:pStyle w:val="Compact"/>
-              <w:jc w:val="left"/>
-            </w:pPr>
-            <w:r>
+          <w:tcPr>
+            <w:shd w:fill="E8F8FF" w:val="clear"/>
+          </w:tcPr>
+          <w:p>
+            <w:pPr>
+              <w:pStyle w:val="Compact"/>
+              <w:jc w:val="left"/>
+            </w:pPr>
+            <w:r>
+              <w:rPr>
+                <w:color w:val="1A1A1A"/>
+                <w:sz w:val="19"/>
+              </w:rPr>
               <w:t xml:space="preserve">Regular</w:t>
             </w:r>
           </w:p>
@@ -1304,49 +2012,73 @@
       </w:tr>
       <w:tr>
         <w:tc>
-          <w:tcPr/>
-          <w:p>
-            <w:pPr>
-              <w:pStyle w:val="Compact"/>
-              <w:jc w:val="left"/>
-            </w:pPr>
-            <w:r>
+          <w:tcPr>
+            <w:shd w:fill="FFFFFF" w:val="clear"/>
+          </w:tcPr>
+          <w:p>
+            <w:pPr>
+              <w:pStyle w:val="Compact"/>
+              <w:jc w:val="left"/>
+            </w:pPr>
+            <w:r>
+              <w:rPr>
+                <w:color w:val="1A1A1A"/>
+                <w:sz w:val="19"/>
+              </w:rPr>
               <w:t xml:space="preserve">Achievement Description</w:t>
             </w:r>
           </w:p>
         </w:tc>
         <w:tc>
-          <w:tcPr/>
-          <w:p>
-            <w:pPr>
-              <w:pStyle w:val="Compact"/>
-              <w:jc w:val="left"/>
-            </w:pPr>
-            <w:r>
+          <w:tcPr>
+            <w:shd w:fill="FFFFFF" w:val="clear"/>
+          </w:tcPr>
+          <w:p>
+            <w:pPr>
+              <w:pStyle w:val="Compact"/>
+              <w:jc w:val="left"/>
+            </w:pPr>
+            <w:r>
+              <w:rPr>
+                <w:color w:val="1A1A1A"/>
+                <w:sz w:val="19"/>
+              </w:rPr>
               <w:t xml:space="preserve">Open Sans</w:t>
             </w:r>
           </w:p>
         </w:tc>
         <w:tc>
-          <w:tcPr/>
-          <w:p>
-            <w:pPr>
-              <w:pStyle w:val="Compact"/>
-              <w:jc w:val="left"/>
-            </w:pPr>
-            <w:r>
+          <w:tcPr>
+            <w:shd w:fill="FFFFFF" w:val="clear"/>
+          </w:tcPr>
+          <w:p>
+            <w:pPr>
+              <w:pStyle w:val="Compact"/>
+              <w:jc w:val="left"/>
+            </w:pPr>
+            <w:r>
+              <w:rPr>
+                <w:color w:val="1A1A1A"/>
+                <w:sz w:val="19"/>
+              </w:rPr>
               <w:t xml:space="preserve">16pt</w:t>
             </w:r>
           </w:p>
         </w:tc>
         <w:tc>
-          <w:tcPr/>
-          <w:p>
-            <w:pPr>
-              <w:pStyle w:val="Compact"/>
-              <w:jc w:val="left"/>
-            </w:pPr>
-            <w:r>
+          <w:tcPr>
+            <w:shd w:fill="FFFFFF" w:val="clear"/>
+          </w:tcPr>
+          <w:p>
+            <w:pPr>
+              <w:pStyle w:val="Compact"/>
+              <w:jc w:val="left"/>
+            </w:pPr>
+            <w:r>
+              <w:rPr>
+                <w:color w:val="1A1A1A"/>
+                <w:sz w:val="19"/>
+              </w:rPr>
               <w:t xml:space="preserve">Italic</w:t>
             </w:r>
           </w:p>
@@ -1354,49 +2086,73 @@
       </w:tr>
       <w:tr>
         <w:tc>
-          <w:tcPr/>
-          <w:p>
-            <w:pPr>
-              <w:pStyle w:val="Compact"/>
-              <w:jc w:val="left"/>
-            </w:pPr>
-            <w:r>
+          <w:tcPr>
+            <w:shd w:fill="E8F8FF" w:val="clear"/>
+          </w:tcPr>
+          <w:p>
+            <w:pPr>
+              <w:pStyle w:val="Compact"/>
+              <w:jc w:val="left"/>
+            </w:pPr>
+            <w:r>
+              <w:rPr>
+                <w:color w:val="1A1A1A"/>
+                <w:sz w:val="19"/>
+              </w:rPr>
               <w:t xml:space="preserve">Date/Location</w:t>
             </w:r>
           </w:p>
         </w:tc>
         <w:tc>
-          <w:tcPr/>
-          <w:p>
-            <w:pPr>
-              <w:pStyle w:val="Compact"/>
-              <w:jc w:val="left"/>
-            </w:pPr>
-            <w:r>
+          <w:tcPr>
+            <w:shd w:fill="E8F8FF" w:val="clear"/>
+          </w:tcPr>
+          <w:p>
+            <w:pPr>
+              <w:pStyle w:val="Compact"/>
+              <w:jc w:val="left"/>
+            </w:pPr>
+            <w:r>
+              <w:rPr>
+                <w:color w:val="1A1A1A"/>
+                <w:sz w:val="19"/>
+              </w:rPr>
               <w:t xml:space="preserve">Open Sans</w:t>
             </w:r>
           </w:p>
         </w:tc>
         <w:tc>
-          <w:tcPr/>
-          <w:p>
-            <w:pPr>
-              <w:pStyle w:val="Compact"/>
-              <w:jc w:val="left"/>
-            </w:pPr>
-            <w:r>
+          <w:tcPr>
+            <w:shd w:fill="E8F8FF" w:val="clear"/>
+          </w:tcPr>
+          <w:p>
+            <w:pPr>
+              <w:pStyle w:val="Compact"/>
+              <w:jc w:val="left"/>
+            </w:pPr>
+            <w:r>
+              <w:rPr>
+                <w:color w:val="1A1A1A"/>
+                <w:sz w:val="19"/>
+              </w:rPr>
               <w:t xml:space="preserve">12pt</w:t>
             </w:r>
           </w:p>
         </w:tc>
         <w:tc>
-          <w:tcPr/>
-          <w:p>
-            <w:pPr>
-              <w:pStyle w:val="Compact"/>
-              <w:jc w:val="left"/>
-            </w:pPr>
-            <w:r>
+          <w:tcPr>
+            <w:shd w:fill="E8F8FF" w:val="clear"/>
+          </w:tcPr>
+          <w:p>
+            <w:pPr>
+              <w:pStyle w:val="Compact"/>
+              <w:jc w:val="left"/>
+            </w:pPr>
+            <w:r>
+              <w:rPr>
+                <w:color w:val="1A1A1A"/>
+                <w:sz w:val="19"/>
+              </w:rPr>
               <w:t xml:space="preserve">Regular</w:t>
             </w:r>
           </w:p>
@@ -1404,49 +2160,73 @@
       </w:tr>
       <w:tr>
         <w:tc>
-          <w:tcPr/>
-          <w:p>
-            <w:pPr>
-              <w:pStyle w:val="Compact"/>
-              <w:jc w:val="left"/>
-            </w:pPr>
-            <w:r>
+          <w:tcPr>
+            <w:shd w:fill="FFFFFF" w:val="clear"/>
+          </w:tcPr>
+          <w:p>
+            <w:pPr>
+              <w:pStyle w:val="Compact"/>
+              <w:jc w:val="left"/>
+            </w:pPr>
+            <w:r>
+              <w:rPr>
+                <w:color w:val="1A1A1A"/>
+                <w:sz w:val="19"/>
+              </w:rPr>
               <w:t xml:space="preserve">Signatory Names</w:t>
             </w:r>
           </w:p>
         </w:tc>
         <w:tc>
-          <w:tcPr/>
-          <w:p>
-            <w:pPr>
-              <w:pStyle w:val="Compact"/>
-              <w:jc w:val="left"/>
-            </w:pPr>
-            <w:r>
+          <w:tcPr>
+            <w:shd w:fill="FFFFFF" w:val="clear"/>
+          </w:tcPr>
+          <w:p>
+            <w:pPr>
+              <w:pStyle w:val="Compact"/>
+              <w:jc w:val="left"/>
+            </w:pPr>
+            <w:r>
+              <w:rPr>
+                <w:color w:val="1A1A1A"/>
+                <w:sz w:val="19"/>
+              </w:rPr>
               <w:t xml:space="preserve">Montserrat</w:t>
             </w:r>
           </w:p>
         </w:tc>
         <w:tc>
-          <w:tcPr/>
-          <w:p>
-            <w:pPr>
-              <w:pStyle w:val="Compact"/>
-              <w:jc w:val="left"/>
-            </w:pPr>
-            <w:r>
+          <w:tcPr>
+            <w:shd w:fill="FFFFFF" w:val="clear"/>
+          </w:tcPr>
+          <w:p>
+            <w:pPr>
+              <w:pStyle w:val="Compact"/>
+              <w:jc w:val="left"/>
+            </w:pPr>
+            <w:r>
+              <w:rPr>
+                <w:color w:val="1A1A1A"/>
+                <w:sz w:val="19"/>
+              </w:rPr>
               <w:t xml:space="preserve">11pt</w:t>
             </w:r>
           </w:p>
         </w:tc>
         <w:tc>
-          <w:tcPr/>
-          <w:p>
-            <w:pPr>
-              <w:pStyle w:val="Compact"/>
-              <w:jc w:val="left"/>
-            </w:pPr>
-            <w:r>
+          <w:tcPr>
+            <w:shd w:fill="FFFFFF" w:val="clear"/>
+          </w:tcPr>
+          <w:p>
+            <w:pPr>
+              <w:pStyle w:val="Compact"/>
+              <w:jc w:val="left"/>
+            </w:pPr>
+            <w:r>
+              <w:rPr>
+                <w:color w:val="1A1A1A"/>
+                <w:sz w:val="19"/>
+              </w:rPr>
               <w:t xml:space="preserve">SemiBold</w:t>
             </w:r>
           </w:p>
@@ -1454,49 +2234,73 @@
       </w:tr>
       <w:tr>
         <w:tc>
-          <w:tcPr/>
-          <w:p>
-            <w:pPr>
-              <w:pStyle w:val="Compact"/>
-              <w:jc w:val="left"/>
-            </w:pPr>
-            <w:r>
+          <w:tcPr>
+            <w:shd w:fill="E8F8FF" w:val="clear"/>
+          </w:tcPr>
+          <w:p>
+            <w:pPr>
+              <w:pStyle w:val="Compact"/>
+              <w:jc w:val="left"/>
+            </w:pPr>
+            <w:r>
+              <w:rPr>
+                <w:color w:val="1A1A1A"/>
+                <w:sz w:val="19"/>
+              </w:rPr>
               <w:t xml:space="preserve">Signatory Titles</w:t>
             </w:r>
           </w:p>
         </w:tc>
         <w:tc>
-          <w:tcPr/>
-          <w:p>
-            <w:pPr>
-              <w:pStyle w:val="Compact"/>
-              <w:jc w:val="left"/>
-            </w:pPr>
-            <w:r>
+          <w:tcPr>
+            <w:shd w:fill="E8F8FF" w:val="clear"/>
+          </w:tcPr>
+          <w:p>
+            <w:pPr>
+              <w:pStyle w:val="Compact"/>
+              <w:jc w:val="left"/>
+            </w:pPr>
+            <w:r>
+              <w:rPr>
+                <w:color w:val="1A1A1A"/>
+                <w:sz w:val="19"/>
+              </w:rPr>
               <w:t xml:space="preserve">Open Sans</w:t>
             </w:r>
           </w:p>
         </w:tc>
         <w:tc>
-          <w:tcPr/>
-          <w:p>
-            <w:pPr>
-              <w:pStyle w:val="Compact"/>
-              <w:jc w:val="left"/>
-            </w:pPr>
-            <w:r>
+          <w:tcPr>
+            <w:shd w:fill="E8F8FF" w:val="clear"/>
+          </w:tcPr>
+          <w:p>
+            <w:pPr>
+              <w:pStyle w:val="Compact"/>
+              <w:jc w:val="left"/>
+            </w:pPr>
+            <w:r>
+              <w:rPr>
+                <w:color w:val="1A1A1A"/>
+                <w:sz w:val="19"/>
+              </w:rPr>
               <w:t xml:space="preserve">9pt</w:t>
             </w:r>
           </w:p>
         </w:tc>
         <w:tc>
-          <w:tcPr/>
-          <w:p>
-            <w:pPr>
-              <w:pStyle w:val="Compact"/>
-              <w:jc w:val="left"/>
-            </w:pPr>
-            <w:r>
+          <w:tcPr>
+            <w:shd w:fill="E8F8FF" w:val="clear"/>
+          </w:tcPr>
+          <w:p>
+            <w:pPr>
+              <w:pStyle w:val="Compact"/>
+              <w:jc w:val="left"/>
+            </w:pPr>
+            <w:r>
+              <w:rPr>
+                <w:color w:val="1A1A1A"/>
+                <w:sz w:val="19"/>
+              </w:rPr>
               <w:t xml:space="preserve">Regular</w:t>
             </w:r>
           </w:p>
@@ -1504,49 +2308,73 @@
       </w:tr>
       <w:tr>
         <w:tc>
-          <w:tcPr/>
-          <w:p>
-            <w:pPr>
-              <w:pStyle w:val="Compact"/>
-              <w:jc w:val="left"/>
-            </w:pPr>
-            <w:r>
+          <w:tcPr>
+            <w:shd w:fill="FFFFFF" w:val="clear"/>
+          </w:tcPr>
+          <w:p>
+            <w:pPr>
+              <w:pStyle w:val="Compact"/>
+              <w:jc w:val="left"/>
+            </w:pPr>
+            <w:r>
+              <w:rPr>
+                <w:color w:val="1A1A1A"/>
+                <w:sz w:val="19"/>
+              </w:rPr>
               <w:t xml:space="preserve">Certificate Number</w:t>
             </w:r>
           </w:p>
         </w:tc>
         <w:tc>
-          <w:tcPr/>
-          <w:p>
-            <w:pPr>
-              <w:pStyle w:val="Compact"/>
-              <w:jc w:val="left"/>
-            </w:pPr>
-            <w:r>
+          <w:tcPr>
+            <w:shd w:fill="FFFFFF" w:val="clear"/>
+          </w:tcPr>
+          <w:p>
+            <w:pPr>
+              <w:pStyle w:val="Compact"/>
+              <w:jc w:val="left"/>
+            </w:pPr>
+            <w:r>
+              <w:rPr>
+                <w:color w:val="1A1A1A"/>
+                <w:sz w:val="19"/>
+              </w:rPr>
               <w:t xml:space="preserve">Open Sans</w:t>
             </w:r>
           </w:p>
         </w:tc>
         <w:tc>
-          <w:tcPr/>
-          <w:p>
-            <w:pPr>
-              <w:pStyle w:val="Compact"/>
-              <w:jc w:val="left"/>
-            </w:pPr>
-            <w:r>
+          <w:tcPr>
+            <w:shd w:fill="FFFFFF" w:val="clear"/>
+          </w:tcPr>
+          <w:p>
+            <w:pPr>
+              <w:pStyle w:val="Compact"/>
+              <w:jc w:val="left"/>
+            </w:pPr>
+            <w:r>
+              <w:rPr>
+                <w:color w:val="1A1A1A"/>
+                <w:sz w:val="19"/>
+              </w:rPr>
               <w:t xml:space="preserve">9pt</w:t>
             </w:r>
           </w:p>
         </w:tc>
         <w:tc>
-          <w:tcPr/>
-          <w:p>
-            <w:pPr>
-              <w:pStyle w:val="Compact"/>
-              <w:jc w:val="left"/>
-            </w:pPr>
-            <w:r>
+          <w:tcPr>
+            <w:shd w:fill="FFFFFF" w:val="clear"/>
+          </w:tcPr>
+          <w:p>
+            <w:pPr>
+              <w:pStyle w:val="Compact"/>
+              <w:jc w:val="left"/>
+            </w:pPr>
+            <w:r>
+              <w:rPr>
+                <w:color w:val="1A1A1A"/>
+                <w:sz w:val="19"/>
+              </w:rPr>
               <w:t xml:space="preserve">Regular</w:t>
             </w:r>
           </w:p>
@@ -1565,8 +2393,16 @@
     <w:p>
       <w:pPr>
         <w:pStyle w:val="Heading3"/>
+        <w:rPr>
+          <w:color w:val="E08A00"/>
+        </w:rPr>
       </w:pPr>
       <w:r>
+        <w:rPr>
+          <w:b/>
+          <w:color w:val="E08A00"/>
+          <w:sz w:val="26"/>
+        </w:rPr>
         <w:t xml:space="preserve">Certificate Types</w:t>
       </w:r>
     </w:p>
@@ -1576,6 +2412,14 @@
         <w:tblW w:type="auto" w:w="0"/>
         <w:tblLook w:firstRow="1" w:lastRow="0" w:firstColumn="0" w:lastColumn="0" w:noHBand="0" w:noVBand="0" w:val="0020"/>
         <w:jc w:val="start"/>
+        <w:tblBorders>
+          <w:top w:val="single" w:sz="4" w:space="0" w:color="B0D4E8"/>
+          <w:left w:val="single" w:sz="4" w:space="0" w:color="B0D4E8"/>
+          <w:bottom w:val="single" w:sz="4" w:space="0" w:color="B0D4E8"/>
+          <w:right w:val="single" w:sz="4" w:space="0" w:color="B0D4E8"/>
+          <w:insideH w:val="single" w:sz="4" w:space="0" w:color="B0D4E8"/>
+          <w:insideV w:val="single" w:sz="4" w:space="0" w:color="B0D4E8"/>
+        </w:tblBorders>
       </w:tblPr>
       <w:tblGrid>
         <w:gridCol w:w="2640"/>
@@ -1587,37 +2431,58 @@
           <w:tblHeader w:val="true"/>
         </w:trPr>
         <w:tc>
-          <w:tcPr/>
-          <w:p>
-            <w:pPr>
-              <w:pStyle w:val="Compact"/>
-              <w:jc w:val="left"/>
-            </w:pPr>
-            <w:r>
+          <w:tcPr>
+            <w:shd w:fill="0099CC" w:val="clear"/>
+          </w:tcPr>
+          <w:p>
+            <w:pPr>
+              <w:pStyle w:val="Compact"/>
+              <w:jc w:val="left"/>
+            </w:pPr>
+            <w:r>
+              <w:rPr>
+                <w:b/>
+                <w:color w:val="FFFFFF"/>
+                <w:sz w:val="20"/>
+              </w:rPr>
               <w:t xml:space="preserve">Type</w:t>
             </w:r>
           </w:p>
         </w:tc>
         <w:tc>
-          <w:tcPr/>
-          <w:p>
-            <w:pPr>
-              <w:pStyle w:val="Compact"/>
-              <w:jc w:val="left"/>
-            </w:pPr>
-            <w:r>
+          <w:tcPr>
+            <w:shd w:fill="0099CC" w:val="clear"/>
+          </w:tcPr>
+          <w:p>
+            <w:pPr>
+              <w:pStyle w:val="Compact"/>
+              <w:jc w:val="left"/>
+            </w:pPr>
+            <w:r>
+              <w:rPr>
+                <w:b/>
+                <w:color w:val="FFFFFF"/>
+                <w:sz w:val="20"/>
+              </w:rPr>
               <w:t xml:space="preserve">Title Color</w:t>
             </w:r>
           </w:p>
         </w:tc>
         <w:tc>
-          <w:tcPr/>
-          <w:p>
-            <w:pPr>
-              <w:pStyle w:val="Compact"/>
-              <w:jc w:val="left"/>
-            </w:pPr>
-            <w:r>
+          <w:tcPr>
+            <w:shd w:fill="0099CC" w:val="clear"/>
+          </w:tcPr>
+          <w:p>
+            <w:pPr>
+              <w:pStyle w:val="Compact"/>
+              <w:jc w:val="left"/>
+            </w:pPr>
+            <w:r>
+              <w:rPr>
+                <w:b/>
+                <w:color w:val="FFFFFF"/>
+                <w:sz w:val="20"/>
+              </w:rPr>
               <w:t xml:space="preserve">Border Accent</w:t>
             </w:r>
           </w:p>
@@ -1625,7 +2490,9 @@
       </w:tr>
       <w:tr>
         <w:tc>
-          <w:tcPr/>
+          <w:tcPr>
+            <w:shd w:fill="FFFFFF" w:val="clear"/>
+          </w:tcPr>
           <w:p>
             <w:pPr>
               <w:pStyle w:val="Compact"/>
@@ -1635,31 +2502,45 @@
               <w:rPr>
                 <w:bCs/>
                 <w:b/>
+                <w:color w:val="1A1A1A"/>
+                <w:sz w:val="19"/>
               </w:rPr>
               <w:t xml:space="preserve">Completion</w:t>
             </w:r>
           </w:p>
         </w:tc>
         <w:tc>
-          <w:tcPr/>
-          <w:p>
-            <w:pPr>
-              <w:pStyle w:val="Compact"/>
-              <w:jc w:val="left"/>
-            </w:pPr>
-            <w:r>
+          <w:tcPr>
+            <w:shd w:fill="FFFFFF" w:val="clear"/>
+          </w:tcPr>
+          <w:p>
+            <w:pPr>
+              <w:pStyle w:val="Compact"/>
+              <w:jc w:val="left"/>
+            </w:pPr>
+            <w:r>
+              <w:rPr>
+                <w:color w:val="1A1A1A"/>
+                <w:sz w:val="19"/>
+              </w:rPr>
               <w:t xml:space="preserve">Sky Blue</w:t>
             </w:r>
           </w:p>
         </w:tc>
         <w:tc>
-          <w:tcPr/>
-          <w:p>
-            <w:pPr>
-              <w:pStyle w:val="Compact"/>
-              <w:jc w:val="left"/>
-            </w:pPr>
-            <w:r>
+          <w:tcPr>
+            <w:shd w:fill="FFFFFF" w:val="clear"/>
+          </w:tcPr>
+          <w:p>
+            <w:pPr>
+              <w:pStyle w:val="Compact"/>
+              <w:jc w:val="left"/>
+            </w:pPr>
+            <w:r>
+              <w:rPr>
+                <w:color w:val="1A1A1A"/>
+                <w:sz w:val="19"/>
+              </w:rPr>
               <w:t xml:space="preserve">Standard (Orange outer, Blue inner)</w:t>
             </w:r>
           </w:p>
@@ -1667,7 +2548,9 @@
       </w:tr>
       <w:tr>
         <w:tc>
-          <w:tcPr/>
+          <w:tcPr>
+            <w:shd w:fill="E8F8FF" w:val="clear"/>
+          </w:tcPr>
           <w:p>
             <w:pPr>
               <w:pStyle w:val="Compact"/>
@@ -1677,31 +2560,45 @@
               <w:rPr>
                 <w:bCs/>
                 <w:b/>
+                <w:color w:val="1A1A1A"/>
+                <w:sz w:val="19"/>
               </w:rPr>
               <w:t xml:space="preserve">Achievement</w:t>
             </w:r>
           </w:p>
         </w:tc>
         <w:tc>
-          <w:tcPr/>
-          <w:p>
-            <w:pPr>
-              <w:pStyle w:val="Compact"/>
-              <w:jc w:val="left"/>
-            </w:pPr>
-            <w:r>
+          <w:tcPr>
+            <w:shd w:fill="E8F8FF" w:val="clear"/>
+          </w:tcPr>
+          <w:p>
+            <w:pPr>
+              <w:pStyle w:val="Compact"/>
+              <w:jc w:val="left"/>
+            </w:pPr>
+            <w:r>
+              <w:rPr>
+                <w:color w:val="1A1A1A"/>
+                <w:sz w:val="19"/>
+              </w:rPr>
               <w:t xml:space="preserve">Sky Blue</w:t>
             </w:r>
           </w:p>
         </w:tc>
         <w:tc>
-          <w:tcPr/>
-          <w:p>
-            <w:pPr>
-              <w:pStyle w:val="Compact"/>
-              <w:jc w:val="left"/>
-            </w:pPr>
-            <w:r>
+          <w:tcPr>
+            <w:shd w:fill="E8F8FF" w:val="clear"/>
+          </w:tcPr>
+          <w:p>
+            <w:pPr>
+              <w:pStyle w:val="Compact"/>
+              <w:jc w:val="left"/>
+            </w:pPr>
+            <w:r>
+              <w:rPr>
+                <w:color w:val="1A1A1A"/>
+                <w:sz w:val="19"/>
+              </w:rPr>
               <w:t xml:space="preserve">Gold outer border</w:t>
             </w:r>
           </w:p>
@@ -1709,7 +2606,9 @@
       </w:tr>
       <w:tr>
         <w:tc>
-          <w:tcPr/>
+          <w:tcPr>
+            <w:shd w:fill="FFFFFF" w:val="clear"/>
+          </w:tcPr>
           <w:p>
             <w:pPr>
               <w:pStyle w:val="Compact"/>
@@ -1719,31 +2618,45 @@
               <w:rPr>
                 <w:bCs/>
                 <w:b/>
+                <w:color w:val="1A1A1A"/>
+                <w:sz w:val="19"/>
               </w:rPr>
               <w:t xml:space="preserve">Appreciation</w:t>
             </w:r>
           </w:p>
         </w:tc>
         <w:tc>
-          <w:tcPr/>
-          <w:p>
-            <w:pPr>
-              <w:pStyle w:val="Compact"/>
-              <w:jc w:val="left"/>
-            </w:pPr>
-            <w:r>
+          <w:tcPr>
+            <w:shd w:fill="FFFFFF" w:val="clear"/>
+          </w:tcPr>
+          <w:p>
+            <w:pPr>
+              <w:pStyle w:val="Compact"/>
+              <w:jc w:val="left"/>
+            </w:pPr>
+            <w:r>
+              <w:rPr>
+                <w:color w:val="1A1A1A"/>
+                <w:sz w:val="19"/>
+              </w:rPr>
               <w:t xml:space="preserve">Dark Blue</w:t>
             </w:r>
           </w:p>
         </w:tc>
         <w:tc>
-          <w:tcPr/>
-          <w:p>
-            <w:pPr>
-              <w:pStyle w:val="Compact"/>
-              <w:jc w:val="left"/>
-            </w:pPr>
-            <w:r>
+          <w:tcPr>
+            <w:shd w:fill="FFFFFF" w:val="clear"/>
+          </w:tcPr>
+          <w:p>
+            <w:pPr>
+              <w:pStyle w:val="Compact"/>
+              <w:jc w:val="left"/>
+            </w:pPr>
+            <w:r>
+              <w:rPr>
+                <w:color w:val="1A1A1A"/>
+                <w:sz w:val="19"/>
+              </w:rPr>
               <w:t xml:space="preserve">Standard</w:t>
             </w:r>
           </w:p>
@@ -1751,7 +2664,9 @@
       </w:tr>
       <w:tr>
         <w:tc>
-          <w:tcPr/>
+          <w:tcPr>
+            <w:shd w:fill="E8F8FF" w:val="clear"/>
+          </w:tcPr>
           <w:p>
             <w:pPr>
               <w:pStyle w:val="Compact"/>
@@ -1761,31 +2676,45 @@
               <w:rPr>
                 <w:bCs/>
                 <w:b/>
+                <w:color w:val="1A1A1A"/>
+                <w:sz w:val="19"/>
               </w:rPr>
               <w:t xml:space="preserve">Excellence</w:t>
             </w:r>
           </w:p>
         </w:tc>
         <w:tc>
-          <w:tcPr/>
-          <w:p>
-            <w:pPr>
-              <w:pStyle w:val="Compact"/>
-              <w:jc w:val="left"/>
-            </w:pPr>
-            <w:r>
+          <w:tcPr>
+            <w:shd w:fill="E8F8FF" w:val="clear"/>
+          </w:tcPr>
+          <w:p>
+            <w:pPr>
+              <w:pStyle w:val="Compact"/>
+              <w:jc w:val="left"/>
+            </w:pPr>
+            <w:r>
+              <w:rPr>
+                <w:color w:val="1A1A1A"/>
+                <w:sz w:val="19"/>
+              </w:rPr>
               <w:t xml:space="preserve">Orange</w:t>
             </w:r>
           </w:p>
         </w:tc>
         <w:tc>
-          <w:tcPr/>
-          <w:p>
-            <w:pPr>
-              <w:pStyle w:val="Compact"/>
-              <w:jc w:val="left"/>
-            </w:pPr>
-            <w:r>
+          <w:tcPr>
+            <w:shd w:fill="E8F8FF" w:val="clear"/>
+          </w:tcPr>
+          <w:p>
+            <w:pPr>
+              <w:pStyle w:val="Compact"/>
+              <w:jc w:val="left"/>
+            </w:pPr>
+            <w:r>
+              <w:rPr>
+                <w:color w:val="1A1A1A"/>
+                <w:sz w:val="19"/>
+              </w:rPr>
               <w:t xml:space="preserve">Double gold border</w:t>
             </w:r>
           </w:p>
@@ -1793,7 +2722,9 @@
       </w:tr>
       <w:tr>
         <w:tc>
-          <w:tcPr/>
+          <w:tcPr>
+            <w:shd w:fill="FFFFFF" w:val="clear"/>
+          </w:tcPr>
           <w:p>
             <w:pPr>
               <w:pStyle w:val="Compact"/>
@@ -1803,31 +2734,45 @@
               <w:rPr>
                 <w:bCs/>
                 <w:b/>
+                <w:color w:val="1A1A1A"/>
+                <w:sz w:val="19"/>
               </w:rPr>
               <w:t xml:space="preserve">Participation</w:t>
             </w:r>
           </w:p>
         </w:tc>
         <w:tc>
-          <w:tcPr/>
-          <w:p>
-            <w:pPr>
-              <w:pStyle w:val="Compact"/>
-              <w:jc w:val="left"/>
-            </w:pPr>
-            <w:r>
+          <w:tcPr>
+            <w:shd w:fill="FFFFFF" w:val="clear"/>
+          </w:tcPr>
+          <w:p>
+            <w:pPr>
+              <w:pStyle w:val="Compact"/>
+              <w:jc w:val="left"/>
+            </w:pPr>
+            <w:r>
+              <w:rPr>
+                <w:color w:val="1A1A1A"/>
+                <w:sz w:val="19"/>
+              </w:rPr>
               <w:t xml:space="preserve">Sky Blue</w:t>
             </w:r>
           </w:p>
         </w:tc>
         <w:tc>
-          <w:tcPr/>
-          <w:p>
-            <w:pPr>
-              <w:pStyle w:val="Compact"/>
-              <w:jc w:val="left"/>
-            </w:pPr>
-            <w:r>
+          <w:tcPr>
+            <w:shd w:fill="FFFFFF" w:val="clear"/>
+          </w:tcPr>
+          <w:p>
+            <w:pPr>
+              <w:pStyle w:val="Compact"/>
+              <w:jc w:val="left"/>
+            </w:pPr>
+            <w:r>
+              <w:rPr>
+                <w:color w:val="1A1A1A"/>
+                <w:sz w:val="19"/>
+              </w:rPr>
               <w:t xml:space="preserve">Standard</w:t>
             </w:r>
           </w:p>
@@ -1846,8 +2791,16 @@
     <w:p>
       <w:pPr>
         <w:pStyle w:val="Heading3"/>
+        <w:rPr>
+          <w:color w:val="E08A00"/>
+        </w:rPr>
       </w:pPr>
       <w:r>
+        <w:rPr>
+          <w:b/>
+          <w:color w:val="E08A00"/>
+          <w:sz w:val="26"/>
+        </w:rPr>
         <w:t xml:space="preserve">QR Code Specifications</w:t>
       </w:r>
     </w:p>
@@ -1857,6 +2810,14 @@
         <w:tblW w:type="auto" w:w="0"/>
         <w:tblLook w:firstRow="1" w:lastRow="0" w:firstColumn="0" w:lastColumn="0" w:noHBand="0" w:noVBand="0" w:val="0020"/>
         <w:jc w:val="start"/>
+        <w:tblBorders>
+          <w:top w:val="single" w:sz="4" w:space="0" w:color="B0D4E8"/>
+          <w:left w:val="single" w:sz="4" w:space="0" w:color="B0D4E8"/>
+          <w:bottom w:val="single" w:sz="4" w:space="0" w:color="B0D4E8"/>
+          <w:right w:val="single" w:sz="4" w:space="0" w:color="B0D4E8"/>
+          <w:insideH w:val="single" w:sz="4" w:space="0" w:color="B0D4E8"/>
+          <w:insideV w:val="single" w:sz="4" w:space="0" w:color="B0D4E8"/>
+        </w:tblBorders>
       </w:tblPr>
       <w:tblGrid>
         <w:gridCol w:w="3960"/>
@@ -1867,25 +2828,39 @@
           <w:tblHeader w:val="true"/>
         </w:trPr>
         <w:tc>
-          <w:tcPr/>
-          <w:p>
-            <w:pPr>
-              <w:pStyle w:val="Compact"/>
-              <w:jc w:val="left"/>
-            </w:pPr>
-            <w:r>
+          <w:tcPr>
+            <w:shd w:fill="0099CC" w:val="clear"/>
+          </w:tcPr>
+          <w:p>
+            <w:pPr>
+              <w:pStyle w:val="Compact"/>
+              <w:jc w:val="left"/>
+            </w:pPr>
+            <w:r>
+              <w:rPr>
+                <w:b/>
+                <w:color w:val="FFFFFF"/>
+                <w:sz w:val="20"/>
+              </w:rPr>
               <w:t xml:space="preserve">Property</w:t>
             </w:r>
           </w:p>
         </w:tc>
         <w:tc>
-          <w:tcPr/>
-          <w:p>
-            <w:pPr>
-              <w:pStyle w:val="Compact"/>
-              <w:jc w:val="left"/>
-            </w:pPr>
-            <w:r>
+          <w:tcPr>
+            <w:shd w:fill="0099CC" w:val="clear"/>
+          </w:tcPr>
+          <w:p>
+            <w:pPr>
+              <w:pStyle w:val="Compact"/>
+              <w:jc w:val="left"/>
+            </w:pPr>
+            <w:r>
+              <w:rPr>
+                <w:b/>
+                <w:color w:val="FFFFFF"/>
+                <w:sz w:val="20"/>
+              </w:rPr>
               <w:t xml:space="preserve">Value</w:t>
             </w:r>
           </w:p>
@@ -1893,7 +2868,9 @@
       </w:tr>
       <w:tr>
         <w:tc>
-          <w:tcPr/>
+          <w:tcPr>
+            <w:shd w:fill="FFFFFF" w:val="clear"/>
+          </w:tcPr>
           <w:p>
             <w:pPr>
               <w:pStyle w:val="Compact"/>
@@ -1903,19 +2880,27 @@
               <w:rPr>
                 <w:bCs/>
                 <w:b/>
+                <w:color w:val="1A1A1A"/>
+                <w:sz w:val="19"/>
               </w:rPr>
               <w:t xml:space="preserve">Purpose:</w:t>
             </w:r>
           </w:p>
         </w:tc>
         <w:tc>
-          <w:tcPr/>
-          <w:p>
-            <w:pPr>
-              <w:pStyle w:val="Compact"/>
-              <w:jc w:val="left"/>
-            </w:pPr>
-            <w:r>
+          <w:tcPr>
+            <w:shd w:fill="FFFFFF" w:val="clear"/>
+          </w:tcPr>
+          <w:p>
+            <w:pPr>
+              <w:pStyle w:val="Compact"/>
+              <w:jc w:val="left"/>
+            </w:pPr>
+            <w:r>
+              <w:rPr>
+                <w:color w:val="1A1A1A"/>
+                <w:sz w:val="19"/>
+              </w:rPr>
               <w:t xml:space="preserve">Certificate verification link</w:t>
             </w:r>
           </w:p>
@@ -1923,7 +2908,9 @@
       </w:tr>
       <w:tr>
         <w:tc>
-          <w:tcPr/>
+          <w:tcPr>
+            <w:shd w:fill="E8F8FF" w:val="clear"/>
+          </w:tcPr>
           <w:p>
             <w:pPr>
               <w:pStyle w:val="Compact"/>
@@ -1933,13 +2920,17 @@
               <w:rPr>
                 <w:bCs/>
                 <w:b/>
+                <w:color w:val="1A1A1A"/>
+                <w:sz w:val="19"/>
               </w:rPr>
               <w:t xml:space="preserve">URL Format:</w:t>
             </w:r>
           </w:p>
         </w:tc>
         <w:tc>
-          <w:tcPr/>
+          <w:tcPr>
+            <w:shd w:fill="E8F8FF" w:val="clear"/>
+          </w:tcPr>
           <w:p>
             <w:pPr>
               <w:pStyle w:val="Compact"/>
@@ -1948,6 +2939,8 @@
             <w:r>
               <w:rPr>
                 <w:rStyle w:val="VerbatimChar"/>
+                <w:color w:val="1A1A1A"/>
+                <w:sz w:val="19"/>
               </w:rPr>
               <w:t xml:space="preserve">pechgroupholdings.tech/verify/[CERT-NUMBER]</w:t>
             </w:r>
@@ -1956,7 +2949,9 @@
       </w:tr>
       <w:tr>
         <w:tc>
-          <w:tcPr/>
+          <w:tcPr>
+            <w:shd w:fill="FFFFFF" w:val="clear"/>
+          </w:tcPr>
           <w:p>
             <w:pPr>
               <w:pStyle w:val="Compact"/>
@@ -1966,19 +2961,27 @@
               <w:rPr>
                 <w:bCs/>
                 <w:b/>
+                <w:color w:val="1A1A1A"/>
+                <w:sz w:val="19"/>
               </w:rPr>
               <w:t xml:space="preserve">Size:</w:t>
             </w:r>
           </w:p>
         </w:tc>
         <w:tc>
-          <w:tcPr/>
-          <w:p>
-            <w:pPr>
-              <w:pStyle w:val="Compact"/>
-              <w:jc w:val="left"/>
-            </w:pPr>
-            <w:r>
+          <w:tcPr>
+            <w:shd w:fill="FFFFFF" w:val="clear"/>
+          </w:tcPr>
+          <w:p>
+            <w:pPr>
+              <w:pStyle w:val="Compact"/>
+              <w:jc w:val="left"/>
+            </w:pPr>
+            <w:r>
+              <w:rPr>
+                <w:color w:val="1A1A1A"/>
+                <w:sz w:val="19"/>
+              </w:rPr>
               <w:t xml:space="preserve">15mm x 15mm</w:t>
             </w:r>
           </w:p>
@@ -1986,7 +2989,9 @@
       </w:tr>
       <w:tr>
         <w:tc>
-          <w:tcPr/>
+          <w:tcPr>
+            <w:shd w:fill="E8F8FF" w:val="clear"/>
+          </w:tcPr>
           <w:p>
             <w:pPr>
               <w:pStyle w:val="Compact"/>
@@ -1996,19 +3001,27 @@
               <w:rPr>
                 <w:bCs/>
                 <w:b/>
+                <w:color w:val="1A1A1A"/>
+                <w:sz w:val="19"/>
               </w:rPr>
               <w:t xml:space="preserve">Position:</w:t>
             </w:r>
           </w:p>
         </w:tc>
         <w:tc>
-          <w:tcPr/>
-          <w:p>
-            <w:pPr>
-              <w:pStyle w:val="Compact"/>
-              <w:jc w:val="left"/>
-            </w:pPr>
-            <w:r>
+          <w:tcPr>
+            <w:shd w:fill="E8F8FF" w:val="clear"/>
+          </w:tcPr>
+          <w:p>
+            <w:pPr>
+              <w:pStyle w:val="Compact"/>
+              <w:jc w:val="left"/>
+            </w:pPr>
+            <w:r>
+              <w:rPr>
+                <w:color w:val="1A1A1A"/>
+                <w:sz w:val="19"/>
+              </w:rPr>
               <w:t xml:space="preserve">Bottom-right, next to company seal</w:t>
             </w:r>
           </w:p>
@@ -2016,7 +3029,9 @@
       </w:tr>
       <w:tr>
         <w:tc>
-          <w:tcPr/>
+          <w:tcPr>
+            <w:shd w:fill="FFFFFF" w:val="clear"/>
+          </w:tcPr>
           <w:p>
             <w:pPr>
               <w:pStyle w:val="Compact"/>
@@ -2026,19 +3041,27 @@
               <w:rPr>
                 <w:bCs/>
                 <w:b/>
+                <w:color w:val="1A1A1A"/>
+                <w:sz w:val="19"/>
               </w:rPr>
               <w:t xml:space="preserve">Error Correction:</w:t>
             </w:r>
           </w:p>
         </w:tc>
         <w:tc>
-          <w:tcPr/>
-          <w:p>
-            <w:pPr>
-              <w:pStyle w:val="Compact"/>
-              <w:jc w:val="left"/>
-            </w:pPr>
-            <w:r>
+          <w:tcPr>
+            <w:shd w:fill="FFFFFF" w:val="clear"/>
+          </w:tcPr>
+          <w:p>
+            <w:pPr>
+              <w:pStyle w:val="Compact"/>
+              <w:jc w:val="left"/>
+            </w:pPr>
+            <w:r>
+              <w:rPr>
+                <w:color w:val="1A1A1A"/>
+                <w:sz w:val="19"/>
+              </w:rPr>
               <w:t xml:space="preserve">Level H (30%)</w:t>
             </w:r>
           </w:p>
@@ -2057,8 +3080,16 @@
     <w:p>
       <w:pPr>
         <w:pStyle w:val="Heading3"/>
+        <w:rPr>
+          <w:color w:val="E08A00"/>
+        </w:rPr>
       </w:pPr>
       <w:r>
+        <w:rPr>
+          <w:b/>
+          <w:color w:val="E08A00"/>
+          <w:sz w:val="26"/>
+        </w:rPr>
         <w:t xml:space="preserve">Print Specifications</w:t>
       </w:r>
     </w:p>
@@ -2068,6 +3099,14 @@
         <w:tblW w:type="pct" w:w="5000"/>
         <w:tblLook w:firstRow="1" w:lastRow="0" w:firstColumn="0" w:lastColumn="0" w:noHBand="0" w:noVBand="0" w:val="0020"/>
         <w:jc w:val="start"/>
+        <w:tblBorders>
+          <w:top w:val="single" w:sz="4" w:space="0" w:color="B0D4E8"/>
+          <w:left w:val="single" w:sz="4" w:space="0" w:color="B0D4E8"/>
+          <w:bottom w:val="single" w:sz="4" w:space="0" w:color="B0D4E8"/>
+          <w:right w:val="single" w:sz="4" w:space="0" w:color="B0D4E8"/>
+          <w:insideH w:val="single" w:sz="4" w:space="0" w:color="B0D4E8"/>
+          <w:insideV w:val="single" w:sz="4" w:space="0" w:color="B0D4E8"/>
+        </w:tblBorders>
       </w:tblPr>
       <w:tblGrid>
         <w:gridCol w:w="3960"/>
@@ -2078,25 +3117,39 @@
           <w:tblHeader w:val="true"/>
         </w:trPr>
         <w:tc>
-          <w:tcPr/>
-          <w:p>
-            <w:pPr>
-              <w:pStyle w:val="Compact"/>
-              <w:jc w:val="left"/>
-            </w:pPr>
-            <w:r>
+          <w:tcPr>
+            <w:shd w:fill="0099CC" w:val="clear"/>
+          </w:tcPr>
+          <w:p>
+            <w:pPr>
+              <w:pStyle w:val="Compact"/>
+              <w:jc w:val="left"/>
+            </w:pPr>
+            <w:r>
+              <w:rPr>
+                <w:b/>
+                <w:color w:val="FFFFFF"/>
+                <w:sz w:val="20"/>
+              </w:rPr>
               <w:t xml:space="preserve">Property</w:t>
             </w:r>
           </w:p>
         </w:tc>
         <w:tc>
-          <w:tcPr/>
-          <w:p>
-            <w:pPr>
-              <w:pStyle w:val="Compact"/>
-              <w:jc w:val="left"/>
-            </w:pPr>
-            <w:r>
+          <w:tcPr>
+            <w:shd w:fill="0099CC" w:val="clear"/>
+          </w:tcPr>
+          <w:p>
+            <w:pPr>
+              <w:pStyle w:val="Compact"/>
+              <w:jc w:val="left"/>
+            </w:pPr>
+            <w:r>
+              <w:rPr>
+                <w:b/>
+                <w:color w:val="FFFFFF"/>
+                <w:sz w:val="20"/>
+              </w:rPr>
               <w:t xml:space="preserve">Value</w:t>
             </w:r>
           </w:p>
@@ -2104,7 +3157,9 @@
       </w:tr>
       <w:tr>
         <w:tc>
-          <w:tcPr/>
+          <w:tcPr>
+            <w:shd w:fill="FFFFFF" w:val="clear"/>
+          </w:tcPr>
           <w:p>
             <w:pPr>
               <w:pStyle w:val="Compact"/>
@@ -2114,19 +3169,27 @@
               <w:rPr>
                 <w:bCs/>
                 <w:b/>
+                <w:color w:val="1A1A1A"/>
+                <w:sz w:val="19"/>
               </w:rPr>
               <w:t xml:space="preserve">Paper Size:</w:t>
             </w:r>
           </w:p>
         </w:tc>
         <w:tc>
-          <w:tcPr/>
-          <w:p>
-            <w:pPr>
-              <w:pStyle w:val="Compact"/>
-              <w:jc w:val="left"/>
-            </w:pPr>
-            <w:r>
+          <w:tcPr>
+            <w:shd w:fill="FFFFFF" w:val="clear"/>
+          </w:tcPr>
+          <w:p>
+            <w:pPr>
+              <w:pStyle w:val="Compact"/>
+              <w:jc w:val="left"/>
+            </w:pPr>
+            <w:r>
+              <w:rPr>
+                <w:color w:val="1A1A1A"/>
+                <w:sz w:val="19"/>
+              </w:rPr>
               <w:t xml:space="preserve">A4 Landscape (297mm x 210mm)</w:t>
             </w:r>
           </w:p>
@@ -2134,7 +3197,9 @@
       </w:tr>
       <w:tr>
         <w:tc>
-          <w:tcPr/>
+          <w:tcPr>
+            <w:shd w:fill="E8F8FF" w:val="clear"/>
+          </w:tcPr>
           <w:p>
             <w:pPr>
               <w:pStyle w:val="Compact"/>
@@ -2144,19 +3209,27 @@
               <w:rPr>
                 <w:bCs/>
                 <w:b/>
+                <w:color w:val="1A1A1A"/>
+                <w:sz w:val="19"/>
               </w:rPr>
               <w:t xml:space="preserve">Paper Stock:</w:t>
             </w:r>
           </w:p>
         </w:tc>
         <w:tc>
-          <w:tcPr/>
-          <w:p>
-            <w:pPr>
-              <w:pStyle w:val="Compact"/>
-              <w:jc w:val="left"/>
-            </w:pPr>
-            <w:r>
+          <w:tcPr>
+            <w:shd w:fill="E8F8FF" w:val="clear"/>
+          </w:tcPr>
+          <w:p>
+            <w:pPr>
+              <w:pStyle w:val="Compact"/>
+              <w:jc w:val="left"/>
+            </w:pPr>
+            <w:r>
+              <w:rPr>
+                <w:color w:val="1A1A1A"/>
+                <w:sz w:val="19"/>
+              </w:rPr>
               <w:t xml:space="preserve">160gsm premium certificate paper</w:t>
             </w:r>
           </w:p>
@@ -2164,7 +3237,9 @@
       </w:tr>
       <w:tr>
         <w:tc>
-          <w:tcPr/>
+          <w:tcPr>
+            <w:shd w:fill="FFFFFF" w:val="clear"/>
+          </w:tcPr>
           <w:p>
             <w:pPr>
               <w:pStyle w:val="Compact"/>
@@ -2174,19 +3249,27 @@
               <w:rPr>
                 <w:bCs/>
                 <w:b/>
+                <w:color w:val="1A1A1A"/>
+                <w:sz w:val="19"/>
               </w:rPr>
               <w:t xml:space="preserve">Finish:</w:t>
             </w:r>
           </w:p>
         </w:tc>
         <w:tc>
-          <w:tcPr/>
-          <w:p>
-            <w:pPr>
-              <w:pStyle w:val="Compact"/>
-              <w:jc w:val="left"/>
-            </w:pPr>
-            <w:r>
+          <w:tcPr>
+            <w:shd w:fill="FFFFFF" w:val="clear"/>
+          </w:tcPr>
+          <w:p>
+            <w:pPr>
+              <w:pStyle w:val="Compact"/>
+              <w:jc w:val="left"/>
+            </w:pPr>
+            <w:r>
+              <w:rPr>
+                <w:color w:val="1A1A1A"/>
+                <w:sz w:val="19"/>
+              </w:rPr>
               <w:t xml:space="preserve">Matte or light linen texture</w:t>
             </w:r>
           </w:p>
@@ -2194,7 +3277,9 @@
       </w:tr>
       <w:tr>
         <w:tc>
-          <w:tcPr/>
+          <w:tcPr>
+            <w:shd w:fill="E8F8FF" w:val="clear"/>
+          </w:tcPr>
           <w:p>
             <w:pPr>
               <w:pStyle w:val="Compact"/>
@@ -2204,19 +3289,27 @@
               <w:rPr>
                 <w:bCs/>
                 <w:b/>
+                <w:color w:val="1A1A1A"/>
+                <w:sz w:val="19"/>
               </w:rPr>
               <w:t xml:space="preserve">Border:</w:t>
             </w:r>
           </w:p>
         </w:tc>
         <w:tc>
-          <w:tcPr/>
-          <w:p>
-            <w:pPr>
-              <w:pStyle w:val="Compact"/>
-              <w:jc w:val="left"/>
-            </w:pPr>
-            <w:r>
+          <w:tcPr>
+            <w:shd w:fill="E8F8FF" w:val="clear"/>
+          </w:tcPr>
+          <w:p>
+            <w:pPr>
+              <w:pStyle w:val="Compact"/>
+              <w:jc w:val="left"/>
+            </w:pPr>
+            <w:r>
+              <w:rPr>
+                <w:color w:val="1A1A1A"/>
+                <w:sz w:val="19"/>
+              </w:rPr>
               <w:t xml:space="preserve">Printed, with optional foil stamp for Excellence certificates</w:t>
             </w:r>
           </w:p>
@@ -2224,7 +3317,9 @@
       </w:tr>
       <w:tr>
         <w:tc>
-          <w:tcPr/>
+          <w:tcPr>
+            <w:shd w:fill="FFFFFF" w:val="clear"/>
+          </w:tcPr>
           <w:p>
             <w:pPr>
               <w:pStyle w:val="Compact"/>
@@ -2234,19 +3329,27 @@
               <w:rPr>
                 <w:bCs/>
                 <w:b/>
+                <w:color w:val="1A1A1A"/>
+                <w:sz w:val="19"/>
               </w:rPr>
               <w:t xml:space="preserve">Seal:</w:t>
             </w:r>
           </w:p>
         </w:tc>
         <w:tc>
-          <w:tcPr/>
-          <w:p>
-            <w:pPr>
-              <w:pStyle w:val="Compact"/>
-              <w:jc w:val="left"/>
-            </w:pPr>
-            <w:r>
+          <w:tcPr>
+            <w:shd w:fill="FFFFFF" w:val="clear"/>
+          </w:tcPr>
+          <w:p>
+            <w:pPr>
+              <w:pStyle w:val="Compact"/>
+              <w:jc w:val="left"/>
+            </w:pPr>
+            <w:r>
+              <w:rPr>
+                <w:color w:val="1A1A1A"/>
+                <w:sz w:val="19"/>
+              </w:rPr>
               <w:t xml:space="preserve">Embossed or gold foil company seal</w:t>
             </w:r>
           </w:p>
@@ -2265,8 +3368,16 @@
     <w:p>
       <w:pPr>
         <w:pStyle w:val="Heading3"/>
+        <w:rPr>
+          <w:color w:val="E08A00"/>
+        </w:rPr>
       </w:pPr>
       <w:r>
+        <w:rPr>
+          <w:b/>
+          <w:color w:val="E08A00"/>
+          <w:sz w:val="26"/>
+        </w:rPr>
         <w:t xml:space="preserve">Digital Version</w:t>
       </w:r>
     </w:p>
@@ -2364,6 +3475,29 @@
         <w:right w:val="single" w:sz="18" w:space="24" w:color="E08A00"/>
       </w:pgBorders>
     </w:sectPr>
+    <w:p>
+      <w:pPr>
+        <w:pBdr>
+          <w:top w:val="single" w:sz="36" w:space="1" w:color="F5A623"/>
+          <w:bottom w:val="single" w:sz="12" w:space="0" w:color="00BFFF"/>
+        </w:pBdr>
+        <w:spacing w:before="300" w:after="0"/>
+      </w:pPr>
+    </w:p>
+    <w:p>
+      <w:pPr>
+        <w:jc w:val="center"/>
+        <w:spacing w:before="60" w:after="0"/>
+      </w:pPr>
+      <w:r>
+        <w:rPr>
+          <w:color w:val="0099CC"/>
+          <w:sz w:val="16"/>
+          <w:szCs w:val="16"/>
+        </w:rPr>
+        <w:t xml:space="preserve">PECH Group Holdings Ltd  |  Lagos, Nigeria  |  pechgroupholdings.tech</w:t>
+      </w:r>
+    </w:p>
   </w:body>
 </w:document>
 </file>

--- a/brand_templates/PECH_CERTIFICATE_TEMPLATE.docx
+++ b/brand_templates/PECH_CERTIFICATE_TEMPLATE.docx
@@ -58,54 +58,39 @@
         <w:spacing w:after="0"/>
       </w:pPr>
     </w:p>
-    <w:bookmarkStart w:id="28" w:name="Xf2855b3063ba664f8bbd48658c59a65dcc0e283"/>
     <w:p>
       <w:pPr>
-        <w:pStyle w:val="Heading1"/>
-        <w:rPr>
-          <w:color w:val="0099CC"/>
-        </w:rPr>
-        <w:pBdr>
-          <w:bottom w:val="single" w:sz="18" w:space="2" w:color="F5A623"/>
-        </w:pBdr>
+        <w:pStyle w:val="FirstParagraph"/>
       </w:pPr>
       <w:r>
-        <w:rPr>
-          <w:b/>
-          <w:color w:val="0099CC"/>
-          <w:sz w:val="44"/>
-        </w:rPr>
-        <w:t xml:space="preserve">PECH GROUP HOLDINGS LTD — CERTIFICATE TEMPLATE</w:t>
+        <w:t xml:space="preserve">🏅</w:t>
       </w:r>
     </w:p>
-    <w:bookmarkStart w:id="27" w:name="design-specifications"/>
     <w:p>
       <w:pPr>
-        <w:pBdr>
-          <w:top w:val="single" w:sz="18" w:space="1" w:color="F5A623"/>
-          <w:bottom w:val="single" w:sz="6" w:space="1" w:color="0099CC"/>
-        </w:pBdr>
-        <w:spacing w:before="200" w:after="200"/>
+        <w:pStyle w:val="BodyText"/>
+      </w:pPr>
+      <w:r>
+        <w:t xml:space="preserve">CERTIFICATE TEMPLATE</w:t>
+      </w:r>
+    </w:p>
+    <w:p>
+      <w:pPr>
+        <w:pStyle w:val="BodyText"/>
+      </w:pPr>
+      <w:r>
+        <w:t xml:space="preserve">Design Specifications</w:t>
+      </w:r>
+    </w:p>
+    <w:p>
+      <w:pPr>
+        <w:pStyle w:val="BodyText"/>
       </w:pPr>
     </w:p>
     <w:p>
       <w:pPr>
-        <w:pStyle w:val="Heading2"/>
-        <w:rPr>
-          <w:color w:val="0099CC"/>
-        </w:rPr>
-        <w:pBdr>
-          <w:bottom w:val="single" w:sz="6" w:space="2" w:color="00BFFF"/>
-        </w:pBdr>
+        <w:pStyle w:val="BodyText"/>
       </w:pPr>
-      <w:r>
-        <w:rPr>
-          <w:b/>
-          <w:color w:val="0099CC"/>
-          <w:sz w:val="32"/>
-        </w:rPr>
-        <w:t xml:space="preserve">Design Specifications</w:t>
-      </w:r>
     </w:p>
     <w:p>
       <w:r>
@@ -3465,16 +3450,7 @@
       </w:r>
     </w:p>
     <w:bookmarkEnd w:id="26"/>
-    <w:bookmarkEnd w:id="27"/>
-    <w:bookmarkEnd w:id="28"/>
-    <w:sectPr>
-      <w:pgBorders w:offsetFrom="page">
-        <w:top w:val="single" w:sz="18" w:space="24" w:color="00BFFF"/>
-        <w:left w:val="single" w:sz="18" w:space="24" w:color="0099CC"/>
-        <w:bottom w:val="single" w:sz="18" w:space="24" w:color="F5A623"/>
-        <w:right w:val="single" w:sz="18" w:space="24" w:color="E08A00"/>
-      </w:pgBorders>
-    </w:sectPr>
+    <w:sectPr/>
     <w:p>
       <w:pPr>
         <w:pBdr>
